--- a/Országok.docx
+++ b/Országok.docx
@@ -18,968 +18,39 @@
       <w:pPr>
         <w:spacing w:before="280" w:after="120"/>
       </w:pPr>
+      <w:proofErr w:type="spellStart"/>
       <w:r>
         <w:rPr>
           <w:b/>
         </w:rPr>
-        <w:t>Afrika (54 ország)</w:t>
-      </w:r>
-    </w:p>
-    <w:p>
-      <w:pPr>
-        <w:spacing w:after="40"/>
-        <w:ind w:left="360"/>
-      </w:pPr>
-      <w:r>
-        <w:t>1. Algéria</w:t>
-      </w:r>
-    </w:p>
-    <w:p>
-      <w:pPr>
-        <w:spacing w:after="40"/>
-        <w:ind w:left="360"/>
-      </w:pPr>
-      <w:r>
-        <w:t>2. Angola</w:t>
-      </w:r>
-    </w:p>
-    <w:p>
-      <w:pPr>
-        <w:spacing w:after="40"/>
-        <w:ind w:left="360"/>
-      </w:pPr>
-      <w:r>
-        <w:t>3. Benin</w:t>
-      </w:r>
-    </w:p>
-    <w:p>
-      <w:pPr>
-        <w:spacing w:after="40"/>
-        <w:ind w:left="360"/>
-      </w:pPr>
-      <w:r>
-        <w:t>4. Bissau-Guinea</w:t>
-      </w:r>
-    </w:p>
-    <w:p>
-      <w:pPr>
-        <w:spacing w:after="40"/>
-        <w:ind w:left="360"/>
-      </w:pPr>
-      <w:r>
-        <w:t>5. Botswana</w:t>
-      </w:r>
-    </w:p>
-    <w:p>
-      <w:pPr>
-        <w:spacing w:after="40"/>
-        <w:ind w:left="360"/>
-      </w:pPr>
-      <w:r>
-        <w:t>6. Burkina Faso</w:t>
-      </w:r>
-    </w:p>
-    <w:p>
-      <w:pPr>
-        <w:spacing w:after="40"/>
-        <w:ind w:left="360"/>
-      </w:pPr>
-      <w:r>
-        <w:t>7. Burundi</w:t>
-      </w:r>
-    </w:p>
-    <w:p>
-      <w:pPr>
-        <w:spacing w:after="40"/>
-        <w:ind w:left="360"/>
-      </w:pPr>
-      <w:r>
-        <w:t>8. Comore-szigetek</w:t>
-      </w:r>
-    </w:p>
-    <w:p>
-      <w:pPr>
-        <w:spacing w:after="40"/>
-        <w:ind w:left="360"/>
-      </w:pPr>
-      <w:r>
-        <w:t>9. Csád</w:t>
-      </w:r>
-    </w:p>
-    <w:p>
-      <w:pPr>
-        <w:spacing w:after="40"/>
-        <w:ind w:left="360"/>
-      </w:pPr>
-      <w:r>
-        <w:t>10. Dél-afrikai Köztársaság</w:t>
-      </w:r>
-    </w:p>
-    <w:p>
-      <w:pPr>
-        <w:spacing w:after="40"/>
-        <w:ind w:left="360"/>
-      </w:pPr>
-      <w:r>
-        <w:t>11. Dél-Szudán</w:t>
-      </w:r>
-    </w:p>
-    <w:p>
-      <w:pPr>
-        <w:spacing w:after="40"/>
-        <w:ind w:left="360"/>
-      </w:pPr>
-      <w:r>
-        <w:t>12. Dzsubuti</w:t>
-      </w:r>
-    </w:p>
-    <w:p>
-      <w:pPr>
-        <w:spacing w:after="40"/>
-        <w:ind w:left="360"/>
-      </w:pPr>
-      <w:r>
-        <w:t>13. Egyenlítői-Guinea</w:t>
-      </w:r>
-    </w:p>
-    <w:p>
-      <w:pPr>
-        <w:spacing w:after="40"/>
-        <w:ind w:left="360"/>
-      </w:pPr>
-      <w:r>
-        <w:t>14. Egyiptom</w:t>
-      </w:r>
-    </w:p>
-    <w:p>
-      <w:pPr>
-        <w:spacing w:after="40"/>
-        <w:ind w:left="360"/>
-      </w:pPr>
-      <w:r>
-        <w:t>15. Elefántcsontpart</w:t>
-      </w:r>
-    </w:p>
-    <w:p>
-      <w:pPr>
-        <w:spacing w:after="40"/>
-        <w:ind w:left="360"/>
-      </w:pPr>
-      <w:r>
-        <w:t>16. Eritrea</w:t>
-      </w:r>
-    </w:p>
-    <w:p>
-      <w:pPr>
-        <w:spacing w:after="40"/>
-        <w:ind w:left="360"/>
-      </w:pPr>
-      <w:r>
-        <w:t>17. Eswatini (Szváziföld)</w:t>
-      </w:r>
-    </w:p>
-    <w:p>
-      <w:pPr>
-        <w:spacing w:after="40"/>
-        <w:ind w:left="360"/>
-      </w:pPr>
-      <w:r>
-        <w:t>18. Etiópia</w:t>
-      </w:r>
-    </w:p>
-    <w:p>
-      <w:pPr>
-        <w:spacing w:after="40"/>
-        <w:ind w:left="360"/>
-      </w:pPr>
-      <w:r>
-        <w:t>19. Gabon</w:t>
-      </w:r>
-    </w:p>
-    <w:p>
-      <w:pPr>
-        <w:spacing w:after="40"/>
-        <w:ind w:left="360"/>
-      </w:pPr>
-      <w:r>
-        <w:t>20. Gambia</w:t>
-      </w:r>
-    </w:p>
-    <w:p>
-      <w:pPr>
-        <w:spacing w:after="40"/>
-        <w:ind w:left="360"/>
-      </w:pPr>
-      <w:r>
-        <w:t>21. Ghána</w:t>
-      </w:r>
-    </w:p>
-    <w:p>
-      <w:pPr>
-        <w:spacing w:after="40"/>
-        <w:ind w:left="360"/>
-      </w:pPr>
-      <w:r>
-        <w:t>22. Guinea</w:t>
-      </w:r>
-    </w:p>
-    <w:p>
-      <w:pPr>
-        <w:spacing w:after="40"/>
-        <w:ind w:left="360"/>
-      </w:pPr>
-      <w:r>
-        <w:t>23. Kamerun</w:t>
-      </w:r>
-    </w:p>
-    <w:p>
-      <w:pPr>
-        <w:spacing w:after="40"/>
-        <w:ind w:left="360"/>
-      </w:pPr>
-      <w:r>
-        <w:t>24. Kenya</w:t>
-      </w:r>
-    </w:p>
-    <w:p>
-      <w:pPr>
-        <w:spacing w:after="40"/>
-        <w:ind w:left="360"/>
-      </w:pPr>
-      <w:r>
-        <w:t>25. Kongói Demokratikus Köztársaság</w:t>
-      </w:r>
-    </w:p>
-    <w:p>
-      <w:pPr>
-        <w:spacing w:after="40"/>
-        <w:ind w:left="360"/>
-      </w:pPr>
-      <w:r>
-        <w:t>26. Kongói Köztársaság</w:t>
-      </w:r>
-    </w:p>
-    <w:p>
-      <w:pPr>
-        <w:spacing w:after="40"/>
-        <w:ind w:left="360"/>
-      </w:pPr>
-      <w:r>
-        <w:t>27. Közép-afrikai Köztársaság</w:t>
-      </w:r>
-    </w:p>
-    <w:p>
-      <w:pPr>
-        <w:spacing w:after="40"/>
-        <w:ind w:left="360"/>
-      </w:pPr>
-      <w:r>
-        <w:t>28. Lesotho</w:t>
-      </w:r>
-    </w:p>
-    <w:p>
-      <w:pPr>
-        <w:spacing w:after="40"/>
-        <w:ind w:left="360"/>
-      </w:pPr>
-      <w:r>
-        <w:t xml:space="preserve">29. </w:t>
-      </w:r>
-      <w:r>
-        <w:t>Libéria</w:t>
-      </w:r>
-    </w:p>
-    <w:p>
-      <w:pPr>
-        <w:spacing w:after="40"/>
-        <w:ind w:left="360"/>
-      </w:pPr>
-      <w:r>
-        <w:t>30. Líbia</w:t>
-      </w:r>
-    </w:p>
-    <w:p>
-      <w:pPr>
-        <w:spacing w:after="40"/>
-        <w:ind w:left="360"/>
-      </w:pPr>
-      <w:r>
-        <w:t>31. Madagaszkár</w:t>
-      </w:r>
-    </w:p>
-    <w:p>
-      <w:pPr>
-        <w:spacing w:after="40"/>
-        <w:ind w:left="360"/>
-      </w:pPr>
-      <w:r>
-        <w:t>32. Malawi</w:t>
-      </w:r>
-    </w:p>
-    <w:p>
-      <w:pPr>
-        <w:spacing w:after="40"/>
-        <w:ind w:left="360"/>
-      </w:pPr>
-      <w:r>
-        <w:t>33. Mali</w:t>
-      </w:r>
-    </w:p>
-    <w:p>
-      <w:pPr>
-        <w:spacing w:after="40"/>
-        <w:ind w:left="360"/>
-      </w:pPr>
-      <w:r>
-        <w:t>34. Marokkó</w:t>
-      </w:r>
-    </w:p>
-    <w:p>
-      <w:pPr>
-        <w:spacing w:after="40"/>
-        <w:ind w:left="360"/>
-      </w:pPr>
-      <w:r>
-        <w:t>35. Mauritánia</w:t>
-      </w:r>
-    </w:p>
-    <w:p>
-      <w:pPr>
-        <w:spacing w:after="40"/>
-        <w:ind w:left="360"/>
-      </w:pPr>
-      <w:r>
-        <w:t>36. Mauritius</w:t>
-      </w:r>
-    </w:p>
-    <w:p>
-      <w:pPr>
-        <w:spacing w:after="40"/>
-        <w:ind w:left="360"/>
-      </w:pPr>
-      <w:r>
-        <w:lastRenderedPageBreak/>
-        <w:t>37. Mozambik</w:t>
-      </w:r>
-    </w:p>
-    <w:p>
-      <w:pPr>
-        <w:spacing w:after="40"/>
-        <w:ind w:left="360"/>
-      </w:pPr>
-      <w:r>
-        <w:t>38. Namíbia</w:t>
-      </w:r>
-    </w:p>
-    <w:p>
-      <w:pPr>
-        <w:spacing w:after="40"/>
-        <w:ind w:left="360"/>
-      </w:pPr>
-      <w:r>
-        <w:t>39. Niger</w:t>
-      </w:r>
-    </w:p>
-    <w:p>
-      <w:pPr>
-        <w:spacing w:after="40"/>
-        <w:ind w:left="360"/>
-      </w:pPr>
-      <w:r>
-        <w:t>40. Nigéria</w:t>
-      </w:r>
-    </w:p>
-    <w:p>
-      <w:pPr>
-        <w:spacing w:after="40"/>
-        <w:ind w:left="360"/>
-      </w:pPr>
-      <w:r>
-        <w:t>41. Ruanda</w:t>
-      </w:r>
-    </w:p>
-    <w:p>
-      <w:pPr>
-        <w:spacing w:after="40"/>
-        <w:ind w:left="360"/>
-      </w:pPr>
-      <w:r>
-        <w:t>42. Szent Tamás és Príncipe</w:t>
-      </w:r>
-    </w:p>
-    <w:p>
-      <w:pPr>
-        <w:spacing w:after="40"/>
-        <w:ind w:left="360"/>
-      </w:pPr>
-      <w:r>
-        <w:t>43. Szenegál</w:t>
-      </w:r>
-    </w:p>
-    <w:p>
-      <w:pPr>
-        <w:spacing w:after="40"/>
-        <w:ind w:left="360"/>
-      </w:pPr>
-      <w:r>
-        <w:t>44. Seychelle-szigetek</w:t>
-      </w:r>
-    </w:p>
-    <w:p>
-      <w:pPr>
-        <w:spacing w:after="40"/>
-        <w:ind w:left="360"/>
-      </w:pPr>
-      <w:r>
-        <w:t>45. Sierra Leone</w:t>
-      </w:r>
-    </w:p>
-    <w:p>
-      <w:pPr>
-        <w:spacing w:after="40"/>
-        <w:ind w:left="360"/>
-      </w:pPr>
-      <w:r>
-        <w:t>46. Szomália</w:t>
-      </w:r>
-    </w:p>
-    <w:p>
-      <w:pPr>
-        <w:spacing w:after="40"/>
-        <w:ind w:left="360"/>
-      </w:pPr>
-      <w:r>
-        <w:t>47. Szudá</w:t>
-      </w:r>
-      <w:r>
-        <w:t>n</w:t>
-      </w:r>
-    </w:p>
-    <w:p>
-      <w:pPr>
-        <w:spacing w:after="40"/>
-        <w:ind w:left="360"/>
-      </w:pPr>
-      <w:r>
-        <w:t>48. Tanzánia</w:t>
-      </w:r>
-    </w:p>
-    <w:p>
-      <w:pPr>
-        <w:spacing w:after="40"/>
-        <w:ind w:left="360"/>
-      </w:pPr>
-      <w:r>
-        <w:t>49. Togo</w:t>
-      </w:r>
-    </w:p>
-    <w:p>
-      <w:pPr>
-        <w:spacing w:after="40"/>
-        <w:ind w:left="360"/>
-      </w:pPr>
-      <w:r>
-        <w:t>50. Tunézia</w:t>
-      </w:r>
-    </w:p>
-    <w:p>
-      <w:pPr>
-        <w:spacing w:after="40"/>
-        <w:ind w:left="360"/>
-      </w:pPr>
-      <w:r>
-        <w:t>51. Uganda</w:t>
-      </w:r>
-    </w:p>
-    <w:p>
-      <w:pPr>
-        <w:spacing w:after="40"/>
-        <w:ind w:left="360"/>
-      </w:pPr>
-      <w:r>
-        <w:t>52. Zambia</w:t>
-      </w:r>
-    </w:p>
-    <w:p>
-      <w:pPr>
-        <w:spacing w:after="40"/>
-        <w:ind w:left="360"/>
-      </w:pPr>
-      <w:r>
-        <w:t>53. Zimbabwe</w:t>
-      </w:r>
-    </w:p>
-    <w:p>
-      <w:pPr>
-        <w:spacing w:after="40"/>
-        <w:ind w:left="360"/>
-      </w:pPr>
-      <w:r>
-        <w:t>54. Zöld-foki Köztársaság</w:t>
-      </w:r>
-    </w:p>
-    <w:p>
-      <w:pPr>
-        <w:spacing w:before="280" w:after="120"/>
-      </w:pPr>
+        <w:t>Afrika</w:t>
+      </w:r>
+      <w:proofErr w:type="spellEnd"/>
       <w:r>
         <w:rPr>
           <w:b/>
         </w:rPr>
-        <w:t>Ázsia (48 ország)</w:t>
-      </w:r>
-    </w:p>
-    <w:p>
-      <w:pPr>
-        <w:spacing w:after="40"/>
-        <w:ind w:left="360"/>
-      </w:pPr>
-      <w:r>
-        <w:t>1. Afganisztán</w:t>
-      </w:r>
-    </w:p>
-    <w:p>
-      <w:pPr>
-        <w:spacing w:after="40"/>
-        <w:ind w:left="360"/>
-      </w:pPr>
-      <w:r>
-        <w:t>2. Azerbajdzsán</w:t>
-      </w:r>
-    </w:p>
-    <w:p>
-      <w:pPr>
-        <w:spacing w:after="40"/>
-        <w:ind w:left="360"/>
-      </w:pPr>
-      <w:r>
-        <w:t>3. Bahrein</w:t>
-      </w:r>
-    </w:p>
-    <w:p>
-      <w:pPr>
-        <w:spacing w:after="40"/>
-        <w:ind w:left="360"/>
-      </w:pPr>
-      <w:r>
-        <w:t>4. Banglades</w:t>
-      </w:r>
-    </w:p>
-    <w:p>
-      <w:pPr>
-        <w:spacing w:after="40"/>
-        <w:ind w:left="360"/>
-      </w:pPr>
-      <w:r>
-        <w:t>5. Bhután</w:t>
-      </w:r>
-    </w:p>
-    <w:p>
-      <w:pPr>
-        <w:spacing w:after="40"/>
-        <w:ind w:left="360"/>
-      </w:pPr>
-      <w:r>
-        <w:t>6. Brunei</w:t>
-      </w:r>
-    </w:p>
-    <w:p>
-      <w:pPr>
-        <w:spacing w:after="40"/>
-        <w:ind w:left="360"/>
-      </w:pPr>
-      <w:r>
-        <w:t>7. Ciprus</w:t>
-      </w:r>
-    </w:p>
-    <w:p>
-      <w:pPr>
-        <w:spacing w:after="40"/>
-        <w:ind w:left="360"/>
-      </w:pPr>
-      <w:r>
-        <w:t>8. Dél-Korea</w:t>
-      </w:r>
-    </w:p>
-    <w:p>
-      <w:pPr>
-        <w:spacing w:after="40"/>
-        <w:ind w:left="360"/>
-      </w:pPr>
-      <w:r>
-        <w:t>9. Egyesült Arab Emírségek</w:t>
-      </w:r>
-    </w:p>
-    <w:p>
-      <w:pPr>
-        <w:spacing w:after="40"/>
-        <w:ind w:left="360"/>
-      </w:pPr>
-      <w:r>
-        <w:t xml:space="preserve">10. </w:t>
-      </w:r>
-      <w:r>
-        <w:t>Fülöp-szigetek</w:t>
-      </w:r>
-    </w:p>
-    <w:p>
-      <w:pPr>
-        <w:spacing w:after="40"/>
-        <w:ind w:left="360"/>
-      </w:pPr>
-      <w:r>
-        <w:t>11. Grúzia (Georgia)</w:t>
-      </w:r>
-    </w:p>
-    <w:p>
-      <w:pPr>
-        <w:spacing w:after="40"/>
-        <w:ind w:left="360"/>
-      </w:pPr>
-      <w:r>
-        <w:t>12. India</w:t>
-      </w:r>
-    </w:p>
-    <w:p>
-      <w:pPr>
-        <w:spacing w:after="40"/>
-        <w:ind w:left="360"/>
-      </w:pPr>
-      <w:r>
-        <w:t>13. Indonézia</w:t>
-      </w:r>
-    </w:p>
-    <w:p>
-      <w:pPr>
-        <w:spacing w:after="40"/>
-        <w:ind w:left="360"/>
-      </w:pPr>
-      <w:r>
-        <w:t>14. Irak</w:t>
-      </w:r>
-    </w:p>
-    <w:p>
-      <w:pPr>
-        <w:spacing w:after="40"/>
-        <w:ind w:left="360"/>
-      </w:pPr>
-      <w:r>
-        <w:t>15. Irán</w:t>
-      </w:r>
-    </w:p>
-    <w:p>
-      <w:pPr>
-        <w:spacing w:after="40"/>
-        <w:ind w:left="360"/>
-      </w:pPr>
-      <w:r>
-        <w:t>16. Izrael</w:t>
-      </w:r>
-    </w:p>
-    <w:p>
-      <w:pPr>
-        <w:spacing w:after="40"/>
-        <w:ind w:left="360"/>
-      </w:pPr>
-      <w:r>
-        <w:t>17. Japán</w:t>
-      </w:r>
-    </w:p>
-    <w:p>
-      <w:pPr>
-        <w:spacing w:after="40"/>
-        <w:ind w:left="360"/>
-      </w:pPr>
-      <w:r>
-        <w:t>18. Jemen</w:t>
-      </w:r>
-    </w:p>
-    <w:p>
-      <w:pPr>
-        <w:spacing w:after="40"/>
-        <w:ind w:left="360"/>
-      </w:pPr>
-      <w:r>
-        <w:t>19. Jordánia</w:t>
-      </w:r>
-    </w:p>
-    <w:p>
-      <w:pPr>
-        <w:spacing w:after="40"/>
-        <w:ind w:left="360"/>
-      </w:pPr>
-      <w:r>
-        <w:lastRenderedPageBreak/>
-        <w:t>20. Kambodzsa</w:t>
-      </w:r>
-    </w:p>
-    <w:p>
-      <w:pPr>
-        <w:spacing w:after="40"/>
-        <w:ind w:left="360"/>
-      </w:pPr>
-      <w:r>
-        <w:t>21. Katar</w:t>
-      </w:r>
-    </w:p>
-    <w:p>
-      <w:pPr>
-        <w:spacing w:after="40"/>
-        <w:ind w:left="360"/>
-      </w:pPr>
-      <w:r>
-        <w:t>22. Kazahsztán</w:t>
-      </w:r>
-    </w:p>
-    <w:p>
-      <w:pPr>
-        <w:spacing w:after="40"/>
-        <w:ind w:left="360"/>
-      </w:pPr>
-      <w:r>
-        <w:t>23. Kelet-Timor</w:t>
-      </w:r>
-    </w:p>
-    <w:p>
-      <w:pPr>
-        <w:spacing w:after="40"/>
-        <w:ind w:left="360"/>
-      </w:pPr>
-      <w:r>
-        <w:t>24. Kína</w:t>
-      </w:r>
-    </w:p>
-    <w:p>
-      <w:pPr>
-        <w:spacing w:after="40"/>
-        <w:ind w:left="360"/>
-      </w:pPr>
-      <w:r>
-        <w:t>25. Kirgizisztán</w:t>
-      </w:r>
-    </w:p>
-    <w:p>
-      <w:pPr>
-        <w:spacing w:after="40"/>
-        <w:ind w:left="360"/>
-      </w:pPr>
-      <w:r>
-        <w:t>26. Kuvait</w:t>
-      </w:r>
-    </w:p>
-    <w:p>
-      <w:pPr>
-        <w:spacing w:after="40"/>
-        <w:ind w:left="360"/>
-      </w:pPr>
-      <w:r>
-        <w:t>27. Laosz</w:t>
-      </w:r>
-    </w:p>
-    <w:p>
-      <w:pPr>
-        <w:spacing w:after="40"/>
-        <w:ind w:left="360"/>
-      </w:pPr>
-      <w:r>
-        <w:t>28. Libanon</w:t>
-      </w:r>
-    </w:p>
-    <w:p>
-      <w:pPr>
-        <w:spacing w:after="40"/>
-        <w:ind w:left="360"/>
-      </w:pPr>
-      <w:r>
-        <w:t>29. Malajzia</w:t>
-      </w:r>
-    </w:p>
-    <w:p>
-      <w:pPr>
-        <w:spacing w:after="40"/>
-        <w:ind w:left="360"/>
-      </w:pPr>
-      <w:r>
-        <w:t xml:space="preserve">30. </w:t>
-      </w:r>
-      <w:r>
-        <w:t>Maldív-szigetek</w:t>
-      </w:r>
-    </w:p>
-    <w:p>
-      <w:pPr>
-        <w:spacing w:after="40"/>
-        <w:ind w:left="360"/>
-      </w:pPr>
-      <w:r>
-        <w:t>31. Mianmar (Burma)</w:t>
-      </w:r>
-    </w:p>
-    <w:p>
-      <w:pPr>
-        <w:spacing w:after="40"/>
-        <w:ind w:left="360"/>
-      </w:pPr>
-      <w:r>
-        <w:t>32. Mongólia</w:t>
-      </w:r>
-    </w:p>
-    <w:p>
-      <w:pPr>
-        <w:spacing w:after="40"/>
-        <w:ind w:left="360"/>
-      </w:pPr>
-      <w:r>
-        <w:t>33. Nepál</w:t>
-      </w:r>
-    </w:p>
-    <w:p>
-      <w:pPr>
-        <w:spacing w:after="40"/>
-        <w:ind w:left="360"/>
-      </w:pPr>
-      <w:r>
-        <w:t>34. Omán</w:t>
-      </w:r>
-    </w:p>
-    <w:p>
-      <w:pPr>
-        <w:spacing w:after="40"/>
-        <w:ind w:left="360"/>
-      </w:pPr>
-      <w:r>
-        <w:t>35. Oroszország</w:t>
-      </w:r>
-    </w:p>
-    <w:p>
-      <w:pPr>
-        <w:spacing w:after="40"/>
-        <w:ind w:left="360"/>
-      </w:pPr>
-      <w:r>
-        <w:t>36. Örményország</w:t>
-      </w:r>
-    </w:p>
-    <w:p>
-      <w:pPr>
-        <w:spacing w:after="40"/>
-        <w:ind w:left="360"/>
-      </w:pPr>
-      <w:r>
-        <w:t>37. Pakisztán</w:t>
-      </w:r>
-    </w:p>
-    <w:p>
-      <w:pPr>
-        <w:spacing w:after="40"/>
-        <w:ind w:left="360"/>
-      </w:pPr>
-      <w:r>
-        <w:t>38. Palesztina</w:t>
-      </w:r>
-    </w:p>
-    <w:p>
-      <w:pPr>
-        <w:spacing w:after="40"/>
-        <w:ind w:left="360"/>
-      </w:pPr>
-      <w:r>
-        <w:t>39. Szaúd-Arábia</w:t>
-      </w:r>
-    </w:p>
-    <w:p>
-      <w:pPr>
-        <w:spacing w:after="40"/>
-        <w:ind w:left="360"/>
-      </w:pPr>
-      <w:r>
-        <w:t>40. Szingapúr</w:t>
-      </w:r>
-    </w:p>
-    <w:p>
-      <w:pPr>
-        <w:spacing w:after="40"/>
-        <w:ind w:left="360"/>
-      </w:pPr>
-      <w:r>
-        <w:t>41. Sziría</w:t>
-      </w:r>
-    </w:p>
-    <w:p>
-      <w:pPr>
-        <w:spacing w:after="40"/>
-        <w:ind w:left="360"/>
-      </w:pPr>
-      <w:r>
-        <w:t>42. Srí Lanka</w:t>
-      </w:r>
-    </w:p>
-    <w:p>
-      <w:pPr>
-        <w:spacing w:after="40"/>
-        <w:ind w:left="360"/>
-      </w:pPr>
-      <w:r>
-        <w:t>43. Tádzsikisztán</w:t>
-      </w:r>
-    </w:p>
-    <w:p>
-      <w:pPr>
-        <w:spacing w:after="40"/>
-        <w:ind w:left="360"/>
-      </w:pPr>
-      <w:r>
-        <w:t>44. Thaiföld</w:t>
-      </w:r>
-    </w:p>
-    <w:p>
-      <w:pPr>
-        <w:spacing w:after="40"/>
-        <w:ind w:left="360"/>
-      </w:pPr>
-      <w:r>
-        <w:t>45. Törökország</w:t>
-      </w:r>
-    </w:p>
-    <w:p>
-      <w:pPr>
-        <w:spacing w:after="40"/>
-        <w:ind w:left="360"/>
-      </w:pPr>
-      <w:r>
-        <w:t>46. Türkmenisztán</w:t>
-      </w:r>
-    </w:p>
-    <w:p>
-      <w:pPr>
-        <w:spacing w:after="40"/>
-        <w:ind w:left="360"/>
-      </w:pPr>
-      <w:r>
-        <w:t xml:space="preserve">47. </w:t>
-      </w:r>
-      <w:r>
-        <w:t>Üzbegisztán</w:t>
-      </w:r>
-    </w:p>
-    <w:p>
-      <w:pPr>
-        <w:spacing w:after="40"/>
-        <w:ind w:left="360"/>
-      </w:pPr>
-      <w:r>
-        <w:t>48. Vietnám</w:t>
-      </w:r>
-    </w:p>
-    <w:p>
-      <w:pPr>
-        <w:spacing w:before="280" w:after="120"/>
-      </w:pPr>
+        <w:t xml:space="preserve"> (19</w:t>
+      </w:r>
       <w:r>
         <w:rPr>
           <w:b/>
         </w:rPr>
-        <w:t>Európa (43 ország)</w:t>
+        <w:t xml:space="preserve"> </w:t>
+      </w:r>
+      <w:proofErr w:type="spellStart"/>
+      <w:r>
+        <w:rPr>
+          <w:b/>
+        </w:rPr>
+        <w:t>ország</w:t>
+      </w:r>
+      <w:proofErr w:type="spellEnd"/>
+      <w:r>
+        <w:rPr>
+          <w:b/>
+        </w:rPr>
+        <w:t>)</w:t>
       </w:r>
     </w:p>
     <w:p>
@@ -988,240 +59,11 @@
         <w:ind w:left="360"/>
       </w:pPr>
       <w:r>
-        <w:t>1. Albánia</w:t>
-      </w:r>
-    </w:p>
-    <w:p>
-      <w:pPr>
-        <w:spacing w:after="40"/>
-        <w:ind w:left="360"/>
-      </w:pPr>
-      <w:r>
-        <w:t>2. Andorra</w:t>
-      </w:r>
-    </w:p>
-    <w:p>
-      <w:pPr>
-        <w:spacing w:after="40"/>
-        <w:ind w:left="360"/>
-      </w:pPr>
-      <w:r>
-        <w:t>3. Ausztria</w:t>
-      </w:r>
-    </w:p>
-    <w:p>
-      <w:pPr>
-        <w:spacing w:after="40"/>
-        <w:ind w:left="360"/>
-      </w:pPr>
-      <w:r>
-        <w:t>4. Belgium</w:t>
-      </w:r>
-    </w:p>
-    <w:p>
-      <w:pPr>
-        <w:spacing w:after="40"/>
-        <w:ind w:left="360"/>
-      </w:pPr>
-      <w:r>
-        <w:t>5. Bosznia-Hercegovina</w:t>
-      </w:r>
-    </w:p>
-    <w:p>
-      <w:pPr>
-        <w:spacing w:after="40"/>
-        <w:ind w:left="360"/>
-      </w:pPr>
-      <w:r>
-        <w:t>6. Bulgária</w:t>
-      </w:r>
-    </w:p>
-    <w:p>
-      <w:pPr>
-        <w:spacing w:after="40"/>
-        <w:ind w:left="360"/>
-      </w:pPr>
-      <w:r>
-        <w:t>7. Csehország</w:t>
-      </w:r>
-    </w:p>
-    <w:p>
-      <w:pPr>
-        <w:spacing w:after="40"/>
-        <w:ind w:left="360"/>
-      </w:pPr>
-      <w:r>
-        <w:t>8. Dánia</w:t>
-      </w:r>
-    </w:p>
-    <w:p>
-      <w:pPr>
-        <w:spacing w:after="40"/>
-        <w:ind w:left="360"/>
-      </w:pPr>
-      <w:r>
-        <w:lastRenderedPageBreak/>
-        <w:t>9. Egyesült Királyság</w:t>
-      </w:r>
-    </w:p>
-    <w:p>
-      <w:pPr>
-        <w:spacing w:after="40"/>
-        <w:ind w:left="360"/>
-      </w:pPr>
-      <w:r>
-        <w:t>10. Észtország</w:t>
-      </w:r>
-    </w:p>
-    <w:p>
-      <w:pPr>
-        <w:spacing w:after="40"/>
-        <w:ind w:left="360"/>
-      </w:pPr>
-      <w:r>
-        <w:t>11. Fehéroroszország (Belarusz)</w:t>
-      </w:r>
-    </w:p>
-    <w:p>
-      <w:pPr>
-        <w:spacing w:after="40"/>
-        <w:ind w:left="360"/>
-      </w:pPr>
-      <w:r>
-        <w:t>12. Finnország</w:t>
-      </w:r>
-    </w:p>
-    <w:p>
-      <w:pPr>
-        <w:spacing w:after="40"/>
-        <w:ind w:left="360"/>
-      </w:pPr>
-      <w:r>
-        <w:t>13. Franciaország</w:t>
-      </w:r>
-    </w:p>
-    <w:p>
-      <w:pPr>
-        <w:spacing w:after="40"/>
-        <w:ind w:left="360"/>
-      </w:pPr>
-      <w:r>
-        <w:t xml:space="preserve">14. </w:t>
-      </w:r>
-      <w:r>
-        <w:t>Görögország</w:t>
-      </w:r>
-    </w:p>
-    <w:p>
-      <w:pPr>
-        <w:spacing w:after="40"/>
-        <w:ind w:left="360"/>
-      </w:pPr>
-      <w:r>
-        <w:t>15. Hollandia</w:t>
-      </w:r>
-    </w:p>
-    <w:p>
-      <w:pPr>
-        <w:spacing w:after="40"/>
-        <w:ind w:left="360"/>
-      </w:pPr>
-      <w:r>
-        <w:t>16. Horvátország</w:t>
-      </w:r>
-    </w:p>
-    <w:p>
-      <w:pPr>
-        <w:spacing w:after="40"/>
-        <w:ind w:left="360"/>
-      </w:pPr>
-      <w:r>
-        <w:t>17. Írország</w:t>
-      </w:r>
-    </w:p>
-    <w:p>
-      <w:pPr>
-        <w:spacing w:after="40"/>
-        <w:ind w:left="360"/>
-      </w:pPr>
-      <w:r>
-        <w:t>18. Izland</w:t>
-      </w:r>
-    </w:p>
-    <w:p>
-      <w:pPr>
-        <w:spacing w:after="40"/>
-        <w:ind w:left="360"/>
-      </w:pPr>
-      <w:r>
-        <w:t>19. Koszovó</w:t>
-      </w:r>
-    </w:p>
-    <w:p>
-      <w:pPr>
-        <w:spacing w:after="40"/>
-        <w:ind w:left="360"/>
-      </w:pPr>
-      <w:r>
-        <w:t>20. Lengyelország</w:t>
-      </w:r>
-    </w:p>
-    <w:p>
-      <w:pPr>
-        <w:spacing w:after="40"/>
-        <w:ind w:left="360"/>
-      </w:pPr>
-      <w:r>
-        <w:t>21. Lettország</w:t>
-      </w:r>
-    </w:p>
-    <w:p>
-      <w:pPr>
-        <w:spacing w:after="40"/>
-        <w:ind w:left="360"/>
-      </w:pPr>
-      <w:r>
-        <w:t>22. Liechtenstein</w:t>
-      </w:r>
-    </w:p>
-    <w:p>
-      <w:pPr>
-        <w:spacing w:after="40"/>
-        <w:ind w:left="360"/>
-      </w:pPr>
-      <w:r>
-        <w:t>23. Litvánia</w:t>
-      </w:r>
-    </w:p>
-    <w:p>
-      <w:pPr>
-        <w:spacing w:after="40"/>
-        <w:ind w:left="360"/>
-      </w:pPr>
-      <w:r>
-        <w:t>24. Luxemburg</w:t>
-      </w:r>
-    </w:p>
-    <w:p>
-      <w:pPr>
-        <w:spacing w:after="40"/>
-        <w:ind w:left="360"/>
-      </w:pPr>
-      <w:r>
-        <w:t>25. Észak-Macedónia</w:t>
-      </w:r>
-    </w:p>
-    <w:p>
-      <w:pPr>
-        <w:spacing w:after="40"/>
-        <w:ind w:left="360"/>
-      </w:pPr>
-      <w:r>
-        <w:t xml:space="preserve">26. </w:t>
+        <w:t xml:space="preserve">1. </w:t>
       </w:r>
       <w:proofErr w:type="spellStart"/>
       <w:r>
-        <w:t>Málta</w:t>
+        <w:t>Algéria</w:t>
       </w:r>
       <w:proofErr w:type="spellEnd"/>
     </w:p>
@@ -1231,158 +73,22 @@
         <w:ind w:left="360"/>
       </w:pPr>
       <w:r>
-        <w:t>27. Moldova</w:t>
-      </w:r>
-    </w:p>
-    <w:p>
-      <w:pPr>
-        <w:spacing w:after="40"/>
-        <w:ind w:left="360"/>
-      </w:pPr>
-      <w:r>
-        <w:t>28. Monaco</w:t>
-      </w:r>
-    </w:p>
-    <w:p>
-      <w:pPr>
-        <w:spacing w:after="40"/>
-        <w:ind w:left="360"/>
-      </w:pPr>
-      <w:r>
-        <w:t>29. Montenegró</w:t>
-      </w:r>
-    </w:p>
-    <w:p>
-      <w:pPr>
-        <w:spacing w:after="40"/>
-        <w:ind w:left="360"/>
-      </w:pPr>
-      <w:r>
-        <w:t>30. Németország</w:t>
-      </w:r>
-    </w:p>
-    <w:p>
-      <w:pPr>
-        <w:spacing w:after="40"/>
-        <w:ind w:left="360"/>
-      </w:pPr>
-      <w:r>
-        <w:t>31. Norvégia</w:t>
-      </w:r>
-    </w:p>
-    <w:p>
-      <w:pPr>
-        <w:spacing w:after="40"/>
-        <w:ind w:left="360"/>
-      </w:pPr>
-      <w:r>
-        <w:t>32</w:t>
-      </w:r>
-      <w:r>
-        <w:t>. Olaszország</w:t>
-      </w:r>
-    </w:p>
-    <w:p>
-      <w:pPr>
-        <w:spacing w:after="40"/>
-        <w:ind w:left="360"/>
-      </w:pPr>
-      <w:r>
-        <w:t>33. Portugália</w:t>
-      </w:r>
-    </w:p>
-    <w:p>
-      <w:pPr>
-        <w:spacing w:after="40"/>
-        <w:ind w:left="360"/>
-      </w:pPr>
-      <w:r>
-        <w:t>34. Románia</w:t>
-      </w:r>
-    </w:p>
-    <w:p>
-      <w:pPr>
-        <w:spacing w:after="40"/>
-        <w:ind w:left="360"/>
-      </w:pPr>
-      <w:r>
-        <w:t>35. San Marino</w:t>
-      </w:r>
-    </w:p>
-    <w:p>
-      <w:pPr>
-        <w:spacing w:after="40"/>
-        <w:ind w:left="360"/>
-      </w:pPr>
-      <w:r>
-        <w:t>36. Spanyolország</w:t>
-      </w:r>
-    </w:p>
-    <w:p>
-      <w:pPr>
-        <w:spacing w:after="40"/>
-        <w:ind w:left="360"/>
-      </w:pPr>
-      <w:r>
-        <w:t>37. Svájc</w:t>
-      </w:r>
-    </w:p>
-    <w:p>
-      <w:pPr>
-        <w:spacing w:after="40"/>
-        <w:ind w:left="360"/>
-      </w:pPr>
-      <w:r>
-        <w:t>38. Svédország</w:t>
-      </w:r>
-    </w:p>
-    <w:p>
-      <w:pPr>
-        <w:spacing w:after="40"/>
-        <w:ind w:left="360"/>
-      </w:pPr>
-      <w:r>
-        <w:t>39. Szerbia</w:t>
-      </w:r>
-    </w:p>
-    <w:p>
-      <w:pPr>
-        <w:spacing w:after="40"/>
-        <w:ind w:left="360"/>
-      </w:pPr>
-      <w:r>
-        <w:t>40. Szlovákia</w:t>
-      </w:r>
-    </w:p>
-    <w:p>
-      <w:pPr>
-        <w:spacing w:after="40"/>
-        <w:ind w:left="360"/>
-      </w:pPr>
-      <w:r>
-        <w:t>41. Szlovénia</w:t>
-      </w:r>
-    </w:p>
-    <w:p>
-      <w:pPr>
-        <w:spacing w:after="40"/>
-        <w:ind w:left="360"/>
-      </w:pPr>
-      <w:r>
-        <w:t>42. Ukrajna</w:t>
-      </w:r>
-    </w:p>
-    <w:p>
-      <w:pPr>
-        <w:spacing w:after="40"/>
-        <w:ind w:left="360"/>
-      </w:pPr>
-      <w:r>
-        <w:t xml:space="preserve">43. </w:t>
+        <w:t>2</w:t>
+      </w:r>
+      <w:r>
+        <w:t xml:space="preserve">. </w:t>
       </w:r>
       <w:proofErr w:type="spellStart"/>
       <w:r>
-        <w:t>Vatikán</w:t>
+        <w:t>Dél-afrikai</w:t>
+      </w:r>
+      <w:proofErr w:type="spellEnd"/>
+      <w:r>
+        <w:t xml:space="preserve"> </w:t>
+      </w:r>
+      <w:proofErr w:type="spellStart"/>
+      <w:r>
+        <w:t>Köztársaság</w:t>
       </w:r>
       <w:proofErr w:type="spellEnd"/>
     </w:p>
@@ -1392,370 +98,302 @@
         <w:ind w:left="360"/>
       </w:pPr>
       <w:r>
-        <w:t xml:space="preserve">44. </w:t>
+        <w:t>3</w:t>
+      </w:r>
+      <w:r>
+        <w:t>. Egyiptom</w:t>
+      </w:r>
+    </w:p>
+    <w:p>
+      <w:pPr>
+        <w:spacing w:after="40"/>
+        <w:ind w:left="360"/>
+      </w:pPr>
+      <w:r>
+        <w:t>4</w:t>
+      </w:r>
+      <w:r>
+        <w:t>. Elefántcsontpart</w:t>
+      </w:r>
+    </w:p>
+    <w:p>
+      <w:pPr>
+        <w:spacing w:after="40"/>
+        <w:ind w:left="360"/>
+      </w:pPr>
+      <w:r>
+        <w:t>5</w:t>
+      </w:r>
+      <w:r>
+        <w:t>. Eritrea</w:t>
+      </w:r>
+    </w:p>
+    <w:p>
+      <w:pPr>
+        <w:spacing w:after="40"/>
+        <w:ind w:left="360"/>
+      </w:pPr>
+      <w:r>
+        <w:t>6</w:t>
+      </w:r>
+      <w:r>
+        <w:t xml:space="preserve">. </w:t>
       </w:r>
       <w:proofErr w:type="spellStart"/>
       <w:r>
-        <w:t>Magyarország</w:t>
+        <w:t>Kamerun</w:t>
       </w:r>
       <w:proofErr w:type="spellEnd"/>
     </w:p>
     <w:p>
       <w:pPr>
+        <w:spacing w:after="40"/>
+        <w:ind w:left="360"/>
+      </w:pPr>
+      <w:r>
+        <w:t>7</w:t>
+      </w:r>
+      <w:r>
+        <w:t>. Kongói Demokratikus Köztársaság</w:t>
+      </w:r>
+    </w:p>
+    <w:p>
+      <w:pPr>
+        <w:spacing w:after="40"/>
+        <w:ind w:left="360"/>
+      </w:pPr>
+      <w:r>
+        <w:t>8</w:t>
+      </w:r>
+      <w:r>
+        <w:t>. Kongói Köztársaság</w:t>
+      </w:r>
+    </w:p>
+    <w:p>
+      <w:pPr>
+        <w:spacing w:after="40"/>
+        <w:ind w:left="360"/>
+      </w:pPr>
+      <w:r>
+        <w:t>9</w:t>
+      </w:r>
+      <w:r>
+        <w:t xml:space="preserve">. </w:t>
+      </w:r>
+      <w:proofErr w:type="spellStart"/>
+      <w:r>
+        <w:t>Közép-afrikai</w:t>
+      </w:r>
+      <w:proofErr w:type="spellEnd"/>
+      <w:r>
+        <w:t xml:space="preserve"> </w:t>
+      </w:r>
+      <w:proofErr w:type="spellStart"/>
+      <w:r>
+        <w:t>Köztársaság</w:t>
+      </w:r>
+      <w:proofErr w:type="spellEnd"/>
+    </w:p>
+    <w:p>
+      <w:pPr>
+        <w:spacing w:after="40"/>
+        <w:ind w:left="360"/>
+      </w:pPr>
+      <w:r>
+        <w:t>10</w:t>
+      </w:r>
+      <w:r>
+        <w:t>. Líbia</w:t>
+      </w:r>
+    </w:p>
+    <w:p>
+      <w:pPr>
+        <w:spacing w:after="40"/>
+        <w:ind w:left="360"/>
+      </w:pPr>
+      <w:r>
+        <w:t>11</w:t>
+      </w:r>
+      <w:r>
+        <w:t xml:space="preserve">. </w:t>
+      </w:r>
+      <w:proofErr w:type="spellStart"/>
+      <w:r>
+        <w:t>Madagaszkár</w:t>
+      </w:r>
+      <w:proofErr w:type="spellEnd"/>
+    </w:p>
+    <w:p>
+      <w:pPr>
+        <w:spacing w:after="40"/>
+        <w:ind w:left="360"/>
+      </w:pPr>
+      <w:r>
+        <w:t>1</w:t>
+      </w:r>
+      <w:r>
+        <w:t>2</w:t>
+      </w:r>
+      <w:r>
+        <w:t>. Marokkó</w:t>
+      </w:r>
+    </w:p>
+    <w:p>
+      <w:pPr>
+        <w:spacing w:after="40"/>
+        <w:ind w:left="360"/>
+      </w:pPr>
+      <w:r>
+        <w:t>13</w:t>
+      </w:r>
+      <w:r>
+        <w:t xml:space="preserve">. </w:t>
+      </w:r>
+      <w:proofErr w:type="spellStart"/>
+      <w:r>
+        <w:t>Mauritánia</w:t>
+      </w:r>
+      <w:proofErr w:type="spellEnd"/>
+    </w:p>
+    <w:p>
+      <w:pPr>
+        <w:spacing w:after="40"/>
+        <w:ind w:left="360"/>
+      </w:pPr>
+      <w:r>
+        <w:t>14</w:t>
+      </w:r>
+      <w:r>
+        <w:t xml:space="preserve">. </w:t>
+      </w:r>
+      <w:proofErr w:type="spellStart"/>
+      <w:r>
+        <w:t>Namíbia</w:t>
+      </w:r>
+      <w:proofErr w:type="spellEnd"/>
+    </w:p>
+    <w:p>
+      <w:pPr>
+        <w:spacing w:after="40"/>
+        <w:ind w:left="360"/>
+      </w:pPr>
+      <w:r>
+        <w:t>15</w:t>
+      </w:r>
+      <w:r>
+        <w:t xml:space="preserve">. </w:t>
+      </w:r>
+      <w:proofErr w:type="spellStart"/>
+      <w:r>
+        <w:t>Nigéria</w:t>
+      </w:r>
+      <w:proofErr w:type="spellEnd"/>
+    </w:p>
+    <w:p>
+      <w:pPr>
+        <w:spacing w:after="40"/>
+        <w:ind w:left="360"/>
+      </w:pPr>
+      <w:r>
+        <w:t>16</w:t>
+      </w:r>
+      <w:r>
+        <w:t xml:space="preserve">. </w:t>
+      </w:r>
+      <w:proofErr w:type="spellStart"/>
+      <w:r>
+        <w:t>Seychelle-szigetek</w:t>
+      </w:r>
+      <w:proofErr w:type="spellEnd"/>
+    </w:p>
+    <w:p>
+      <w:pPr>
+        <w:spacing w:after="40"/>
+        <w:ind w:left="360"/>
+      </w:pPr>
+      <w:r>
+        <w:t>17</w:t>
+      </w:r>
+      <w:r>
+        <w:t xml:space="preserve">. </w:t>
+      </w:r>
+      <w:proofErr w:type="spellStart"/>
+      <w:r>
+        <w:t>Szudá</w:t>
+      </w:r>
+      <w:r>
+        <w:t>n</w:t>
+      </w:r>
+      <w:proofErr w:type="spellEnd"/>
+    </w:p>
+    <w:p>
+      <w:pPr>
+        <w:spacing w:after="40"/>
+        <w:ind w:left="360"/>
+      </w:pPr>
+      <w:r>
+        <w:t>18</w:t>
+      </w:r>
+      <w:r>
+        <w:t xml:space="preserve">. </w:t>
+      </w:r>
+      <w:proofErr w:type="spellStart"/>
+      <w:r>
+        <w:t>Tunézia</w:t>
+      </w:r>
+      <w:proofErr w:type="spellEnd"/>
+    </w:p>
+    <w:p>
+      <w:pPr>
+        <w:spacing w:after="40"/>
+        <w:ind w:left="360"/>
+      </w:pPr>
+      <w:r>
+        <w:t>19</w:t>
+      </w:r>
+      <w:r>
+        <w:t>. Zöld-foki Köztársaság</w:t>
+      </w:r>
+    </w:p>
+    <w:p>
+      <w:pPr>
+        <w:pageBreakBefore/>
         <w:spacing w:before="280" w:after="120"/>
       </w:pPr>
+      <w:proofErr w:type="spellStart"/>
       <w:r>
         <w:rPr>
           <w:b/>
         </w:rPr>
-        <w:t>Észak-Amerika (23 ország)</w:t>
-      </w:r>
-    </w:p>
-    <w:p>
-      <w:pPr>
-        <w:spacing w:after="40"/>
-        <w:ind w:left="360"/>
-      </w:pPr>
-      <w:r>
-        <w:t>1. Antigua és Barbuda</w:t>
-      </w:r>
-    </w:p>
-    <w:p>
-      <w:pPr>
-        <w:spacing w:after="40"/>
-        <w:ind w:left="360"/>
-      </w:pPr>
-      <w:r>
         <w:lastRenderedPageBreak/>
-        <w:t>2. Bahama-szigetek</w:t>
-      </w:r>
-    </w:p>
-    <w:p>
-      <w:pPr>
-        <w:spacing w:after="40"/>
-        <w:ind w:left="360"/>
-      </w:pPr>
-      <w:r>
-        <w:t>3. Barbados</w:t>
-      </w:r>
-    </w:p>
-    <w:p>
-      <w:pPr>
-        <w:spacing w:after="40"/>
-        <w:ind w:left="360"/>
-      </w:pPr>
-      <w:r>
-        <w:t>4. Belize</w:t>
-      </w:r>
-    </w:p>
-    <w:p>
-      <w:pPr>
-        <w:spacing w:after="40"/>
-        <w:ind w:left="360"/>
-      </w:pPr>
-      <w:r>
-        <w:t xml:space="preserve">5. </w:t>
-      </w:r>
-      <w:r>
-        <w:t>Costa Rica</w:t>
-      </w:r>
-    </w:p>
-    <w:p>
-      <w:pPr>
-        <w:spacing w:after="40"/>
-        <w:ind w:left="360"/>
-      </w:pPr>
-      <w:r>
-        <w:t>6. Dominikai Közösség</w:t>
-      </w:r>
-    </w:p>
-    <w:p>
-      <w:pPr>
-        <w:spacing w:after="40"/>
-        <w:ind w:left="360"/>
-      </w:pPr>
-      <w:r>
-        <w:t>7. Dominikai Köztársaság</w:t>
-      </w:r>
-    </w:p>
-    <w:p>
-      <w:pPr>
-        <w:spacing w:after="40"/>
-        <w:ind w:left="360"/>
-      </w:pPr>
-      <w:r>
-        <w:t>8. Egyesült Államok (USA)</w:t>
-      </w:r>
-    </w:p>
-    <w:p>
-      <w:pPr>
-        <w:spacing w:after="40"/>
-        <w:ind w:left="360"/>
-      </w:pPr>
-      <w:r>
-        <w:t>9. El Salvador</w:t>
-      </w:r>
-    </w:p>
-    <w:p>
-      <w:pPr>
-        <w:spacing w:after="40"/>
-        <w:ind w:left="360"/>
-      </w:pPr>
-      <w:r>
-        <w:t>10. Grenada</w:t>
-      </w:r>
-    </w:p>
-    <w:p>
-      <w:pPr>
-        <w:spacing w:after="40"/>
-        <w:ind w:left="360"/>
-      </w:pPr>
-      <w:r>
-        <w:t>11. Guatemala</w:t>
-      </w:r>
-    </w:p>
-    <w:p>
-      <w:pPr>
-        <w:spacing w:after="40"/>
-        <w:ind w:left="360"/>
-      </w:pPr>
-      <w:r>
-        <w:t>12. Haiti</w:t>
-      </w:r>
-    </w:p>
-    <w:p>
-      <w:pPr>
-        <w:spacing w:after="40"/>
-        <w:ind w:left="360"/>
-      </w:pPr>
-      <w:r>
-        <w:t>13. Honduras</w:t>
-      </w:r>
-    </w:p>
-    <w:p>
-      <w:pPr>
-        <w:spacing w:after="40"/>
-        <w:ind w:left="360"/>
-      </w:pPr>
-      <w:r>
-        <w:t>14. Jamaica</w:t>
-      </w:r>
-    </w:p>
-    <w:p>
-      <w:pPr>
-        <w:spacing w:after="40"/>
-        <w:ind w:left="360"/>
-      </w:pPr>
-      <w:r>
-        <w:t>15. Kanada</w:t>
-      </w:r>
-    </w:p>
-    <w:p>
-      <w:pPr>
-        <w:spacing w:after="40"/>
-        <w:ind w:left="360"/>
-      </w:pPr>
-      <w:r>
-        <w:t>16. Kuba</w:t>
-      </w:r>
-    </w:p>
-    <w:p>
-      <w:pPr>
-        <w:spacing w:after="40"/>
-        <w:ind w:left="360"/>
-      </w:pPr>
-      <w:r>
-        <w:t>17. Mexikó</w:t>
-      </w:r>
-    </w:p>
-    <w:p>
-      <w:pPr>
-        <w:spacing w:after="40"/>
-        <w:ind w:left="360"/>
-      </w:pPr>
-      <w:r>
-        <w:t>18. Nicaragua</w:t>
-      </w:r>
-    </w:p>
-    <w:p>
-      <w:pPr>
-        <w:spacing w:after="40"/>
-        <w:ind w:left="360"/>
-      </w:pPr>
-      <w:r>
-        <w:t>19. Panama</w:t>
-      </w:r>
-    </w:p>
-    <w:p>
-      <w:pPr>
-        <w:spacing w:after="40"/>
-        <w:ind w:left="360"/>
-      </w:pPr>
-      <w:r>
-        <w:t>20. Saint Kitts és Nevis</w:t>
-      </w:r>
-    </w:p>
-    <w:p>
-      <w:pPr>
-        <w:spacing w:after="40"/>
-        <w:ind w:left="360"/>
-      </w:pPr>
-      <w:r>
-        <w:t>21. Saint Lucia</w:t>
-      </w:r>
-    </w:p>
-    <w:p>
-      <w:pPr>
-        <w:spacing w:after="40"/>
-        <w:ind w:left="360"/>
-      </w:pPr>
-      <w:r>
-        <w:t>22. Saint Vincent és a Grenadine-szigetek</w:t>
-      </w:r>
-    </w:p>
-    <w:p>
-      <w:pPr>
-        <w:spacing w:after="40"/>
-        <w:ind w:left="360"/>
-      </w:pPr>
-      <w:r>
-        <w:t>23. Trinidad és Tobago</w:t>
-      </w:r>
-    </w:p>
-    <w:p>
-      <w:pPr>
-        <w:spacing w:before="280" w:after="120"/>
-      </w:pPr>
+        <w:t>Ázsia</w:t>
+      </w:r>
+      <w:proofErr w:type="spellEnd"/>
       <w:r>
         <w:rPr>
           <w:b/>
         </w:rPr>
-        <w:t>Dél-Amerika (12 ország)</w:t>
-      </w:r>
-    </w:p>
-    <w:p>
-      <w:pPr>
-        <w:spacing w:after="40"/>
-        <w:ind w:left="360"/>
-      </w:pPr>
-      <w:r>
-        <w:t>1. Argentína</w:t>
-      </w:r>
-    </w:p>
-    <w:p>
-      <w:pPr>
-        <w:spacing w:after="40"/>
-        <w:ind w:left="360"/>
-      </w:pPr>
-      <w:r>
-        <w:t>2. Bolívia</w:t>
-      </w:r>
-    </w:p>
-    <w:p>
-      <w:pPr>
-        <w:spacing w:after="40"/>
-        <w:ind w:left="360"/>
-      </w:pPr>
-      <w:r>
-        <w:t>3. Brazília</w:t>
-      </w:r>
-    </w:p>
-    <w:p>
-      <w:pPr>
-        <w:spacing w:after="40"/>
-        <w:ind w:left="360"/>
-      </w:pPr>
-      <w:r>
-        <w:t>4. Chile</w:t>
-      </w:r>
-    </w:p>
-    <w:p>
-      <w:pPr>
-        <w:spacing w:after="40"/>
-        <w:ind w:left="360"/>
-      </w:pPr>
-      <w:r>
-        <w:t>5. Ecuador</w:t>
-      </w:r>
-    </w:p>
-    <w:p>
-      <w:pPr>
-        <w:spacing w:after="40"/>
-        <w:ind w:left="360"/>
-      </w:pPr>
-      <w:r>
-        <w:t>6. Guyana</w:t>
-      </w:r>
-    </w:p>
-    <w:p>
-      <w:pPr>
-        <w:spacing w:after="40"/>
-        <w:ind w:left="360"/>
-      </w:pPr>
-      <w:r>
-        <w:t>7. Kolumbia</w:t>
-      </w:r>
-    </w:p>
-    <w:p>
-      <w:pPr>
-        <w:spacing w:after="40"/>
-        <w:ind w:left="360"/>
-      </w:pPr>
-      <w:r>
-        <w:t>8. Paraguay</w:t>
-      </w:r>
-    </w:p>
-    <w:p>
-      <w:pPr>
-        <w:spacing w:after="40"/>
-        <w:ind w:left="360"/>
-      </w:pPr>
-      <w:r>
-        <w:t>9. Peru</w:t>
-      </w:r>
-    </w:p>
-    <w:p>
-      <w:pPr>
-        <w:spacing w:after="40"/>
-        <w:ind w:left="360"/>
-      </w:pPr>
-      <w:r>
-        <w:t>10. Suriname</w:t>
-      </w:r>
-    </w:p>
-    <w:p>
-      <w:pPr>
-        <w:spacing w:after="40"/>
-        <w:ind w:left="360"/>
-      </w:pPr>
-      <w:r>
-        <w:t>11. Uruguay</w:t>
-      </w:r>
-    </w:p>
-    <w:p>
-      <w:pPr>
-        <w:spacing w:after="40"/>
-        <w:ind w:left="360"/>
-      </w:pPr>
-      <w:r>
-        <w:t>12. Venezuela</w:t>
-      </w:r>
-    </w:p>
-    <w:p>
-      <w:pPr>
-        <w:spacing w:before="280" w:after="120"/>
-      </w:pPr>
+        <w:t xml:space="preserve"> (17</w:t>
+      </w:r>
       <w:r>
         <w:rPr>
           <w:b/>
         </w:rPr>
-        <w:t>Óceánia és Ausztrália (14 ors</w:t>
-      </w:r>
+        <w:t xml:space="preserve"> </w:t>
+      </w:r>
+      <w:proofErr w:type="spellStart"/>
       <w:r>
         <w:rPr>
           <w:b/>
         </w:rPr>
-        <w:t>zág)</w:t>
+        <w:t>ország</w:t>
+      </w:r>
+      <w:proofErr w:type="spellEnd"/>
+      <w:r>
+        <w:rPr>
+          <w:b/>
+        </w:rPr>
+        <w:t>)</w:t>
       </w:r>
     </w:p>
     <w:p>
@@ -1764,7 +402,10 @@
         <w:ind w:left="360"/>
       </w:pPr>
       <w:r>
-        <w:t>1. Ausztrália</w:t>
+        <w:t>1</w:t>
+      </w:r>
+      <w:r>
+        <w:t>. Bahrein</w:t>
       </w:r>
     </w:p>
     <w:p>
@@ -1773,8 +414,10 @@
         <w:ind w:left="360"/>
       </w:pPr>
       <w:r>
-        <w:lastRenderedPageBreak/>
-        <w:t>2. Fidzsi-szigetek</w:t>
+        <w:t>2</w:t>
+      </w:r>
+      <w:r>
+        <w:t>. Brunei</w:t>
       </w:r>
     </w:p>
     <w:p>
@@ -1783,7 +426,10 @@
         <w:ind w:left="360"/>
       </w:pPr>
       <w:r>
-        <w:t>3. Kiribati</w:t>
+        <w:t>3</w:t>
+      </w:r>
+      <w:r>
+        <w:t>. Dél-Korea</w:t>
       </w:r>
     </w:p>
     <w:p>
@@ -1792,7 +438,10 @@
         <w:ind w:left="360"/>
       </w:pPr>
       <w:r>
-        <w:t>4. Marshall-szigetek</w:t>
+        <w:t>4</w:t>
+      </w:r>
+      <w:r>
+        <w:t>. Egyesült Arab Emírségek</w:t>
       </w:r>
     </w:p>
     <w:p>
@@ -1801,8 +450,16 @@
         <w:ind w:left="360"/>
       </w:pPr>
       <w:r>
-        <w:t>5. Mikronézia</w:t>
-      </w:r>
+        <w:t>5</w:t>
+      </w:r>
+      <w:r>
+        <w:t xml:space="preserve">. </w:t>
+      </w:r>
+      <w:proofErr w:type="spellStart"/>
+      <w:r>
+        <w:t>Fülöp-szigetek</w:t>
+      </w:r>
+      <w:proofErr w:type="spellEnd"/>
     </w:p>
     <w:p>
       <w:pPr>
@@ -1810,7 +467,10 @@
         <w:ind w:left="360"/>
       </w:pPr>
       <w:r>
-        <w:t>6. Nauru</w:t>
+        <w:t>6</w:t>
+      </w:r>
+      <w:r>
+        <w:t>. India</w:t>
       </w:r>
     </w:p>
     <w:p>
@@ -1819,8 +479,16 @@
         <w:ind w:left="360"/>
       </w:pPr>
       <w:r>
-        <w:t>7. Palau</w:t>
-      </w:r>
+        <w:t>7</w:t>
+      </w:r>
+      <w:r>
+        <w:t xml:space="preserve">. </w:t>
+      </w:r>
+      <w:proofErr w:type="spellStart"/>
+      <w:r>
+        <w:t>Indonézia</w:t>
+      </w:r>
+      <w:proofErr w:type="spellEnd"/>
     </w:p>
     <w:p>
       <w:pPr>
@@ -1828,8 +496,16 @@
         <w:ind w:left="360"/>
       </w:pPr>
       <w:r>
-        <w:t>8. Pápua Új-Guinea</w:t>
-      </w:r>
+        <w:t>8</w:t>
+      </w:r>
+      <w:r>
+        <w:t xml:space="preserve">. </w:t>
+      </w:r>
+      <w:proofErr w:type="spellStart"/>
+      <w:r>
+        <w:t>Japán</w:t>
+      </w:r>
+      <w:proofErr w:type="spellEnd"/>
     </w:p>
     <w:p>
       <w:pPr>
@@ -1837,8 +513,16 @@
         <w:ind w:left="360"/>
       </w:pPr>
       <w:r>
-        <w:t>9. Salamon-szigetek</w:t>
-      </w:r>
+        <w:t>9</w:t>
+      </w:r>
+      <w:r>
+        <w:t xml:space="preserve">. </w:t>
+      </w:r>
+      <w:proofErr w:type="spellStart"/>
+      <w:r>
+        <w:t>Katar</w:t>
+      </w:r>
+      <w:proofErr w:type="spellEnd"/>
     </w:p>
     <w:p>
       <w:pPr>
@@ -1846,8 +530,16 @@
         <w:ind w:left="360"/>
       </w:pPr>
       <w:r>
-        <w:t>10. Szamoa</w:t>
-      </w:r>
+        <w:t>10</w:t>
+      </w:r>
+      <w:r>
+        <w:t xml:space="preserve">. </w:t>
+      </w:r>
+      <w:proofErr w:type="spellStart"/>
+      <w:r>
+        <w:t>Kína</w:t>
+      </w:r>
+      <w:proofErr w:type="spellEnd"/>
     </w:p>
     <w:p>
       <w:pPr>
@@ -1855,8 +547,16 @@
         <w:ind w:left="360"/>
       </w:pPr>
       <w:r>
-        <w:t>11. Tonga</w:t>
-      </w:r>
+        <w:t>11</w:t>
+      </w:r>
+      <w:r>
+        <w:t xml:space="preserve">. </w:t>
+      </w:r>
+      <w:proofErr w:type="spellStart"/>
+      <w:r>
+        <w:t>Kuvait</w:t>
+      </w:r>
+      <w:proofErr w:type="spellEnd"/>
     </w:p>
     <w:p>
       <w:pPr>
@@ -1864,8 +564,16 @@
         <w:ind w:left="360"/>
       </w:pPr>
       <w:r>
-        <w:t>12. Tuvalu</w:t>
-      </w:r>
+        <w:t>12</w:t>
+      </w:r>
+      <w:r>
+        <w:t xml:space="preserve">. </w:t>
+      </w:r>
+      <w:proofErr w:type="spellStart"/>
+      <w:r>
+        <w:t>Malajzia</w:t>
+      </w:r>
+      <w:proofErr w:type="spellEnd"/>
     </w:p>
     <w:p>
       <w:pPr>
@@ -1873,8 +581,19 @@
         <w:ind w:left="360"/>
       </w:pPr>
       <w:r>
-        <w:t>13. Új-Zéland</w:t>
-      </w:r>
+        <w:t>1</w:t>
+      </w:r>
+      <w:r>
+        <w:t>3</w:t>
+      </w:r>
+      <w:r>
+        <w:t xml:space="preserve">. </w:t>
+      </w:r>
+      <w:proofErr w:type="spellStart"/>
+      <w:r>
+        <w:t>Oroszország</w:t>
+      </w:r>
+      <w:proofErr w:type="spellEnd"/>
     </w:p>
     <w:p>
       <w:pPr>
@@ -1882,14 +601,28 @@
         <w:ind w:left="360"/>
       </w:pPr>
       <w:r>
-        <w:t>14. Vanuatu</w:t>
-      </w:r>
+        <w:t>14</w:t>
+      </w:r>
+      <w:r>
+        <w:t xml:space="preserve">. </w:t>
+      </w:r>
+      <w:proofErr w:type="spellStart"/>
+      <w:r>
+        <w:t>Pakisztán</w:t>
+      </w:r>
+      <w:proofErr w:type="spellEnd"/>
     </w:p>
     <w:p>
       <w:pPr>
         <w:spacing w:after="40"/>
         <w:ind w:left="360"/>
       </w:pPr>
+      <w:r>
+        <w:t>15</w:t>
+      </w:r>
+      <w:r>
+        <w:t>. Szaúd-Arábia</w:t>
+      </w:r>
     </w:p>
     <w:p>
       <w:pPr>
@@ -1897,8 +630,16 @@
         <w:ind w:left="360"/>
       </w:pPr>
       <w:r>
-        <w:t>1. Alabama</w:t>
-      </w:r>
+        <w:t>16</w:t>
+      </w:r>
+      <w:r>
+        <w:t xml:space="preserve">. </w:t>
+      </w:r>
+      <w:proofErr w:type="spellStart"/>
+      <w:r>
+        <w:t>Szingapúr</w:t>
+      </w:r>
+      <w:proofErr w:type="spellEnd"/>
     </w:p>
     <w:p>
       <w:pPr>
@@ -1906,32 +647,68 @@
         <w:ind w:left="360"/>
       </w:pPr>
       <w:r>
-        <w:t xml:space="preserve">2. </w:t>
+        <w:t>17</w:t>
+      </w:r>
+      <w:r>
+        <w:t xml:space="preserve">. </w:t>
       </w:r>
       <w:proofErr w:type="spellStart"/>
       <w:r>
-        <w:t>Alaszkák</w:t>
+        <w:t>Törökország</w:t>
       </w:r>
       <w:proofErr w:type="spellEnd"/>
-      <w:r>
-        <w:t xml:space="preserve"> (Alaska)</w:t>
-      </w:r>
     </w:p>
     <w:p>
       <w:pPr>
+        <w:pageBreakBefore/>
+        <w:spacing w:before="280" w:after="120"/>
+      </w:pPr>
+      <w:proofErr w:type="spellStart"/>
+      <w:r>
+        <w:rPr>
+          <w:b/>
+        </w:rPr>
+        <w:lastRenderedPageBreak/>
+        <w:t>Európa</w:t>
+      </w:r>
+      <w:proofErr w:type="spellEnd"/>
+      <w:r>
+        <w:rPr>
+          <w:b/>
+        </w:rPr>
+        <w:t xml:space="preserve"> (32</w:t>
+      </w:r>
+      <w:r>
+        <w:rPr>
+          <w:b/>
+        </w:rPr>
+        <w:t xml:space="preserve"> </w:t>
+      </w:r>
+      <w:proofErr w:type="spellStart"/>
+      <w:r>
+        <w:rPr>
+          <w:b/>
+        </w:rPr>
+        <w:t>ország</w:t>
+      </w:r>
+      <w:proofErr w:type="spellEnd"/>
+      <w:r>
+        <w:rPr>
+          <w:b/>
+        </w:rPr>
+        <w:t>)</w:t>
+      </w:r>
+    </w:p>
+    <w:p>
+      <w:pPr>
         <w:spacing w:after="40"/>
         <w:ind w:left="360"/>
       </w:pPr>
       <w:r>
-        <w:t xml:space="preserve">3. </w:t>
-      </w:r>
-      <w:proofErr w:type="spellStart"/>
-      <w:r>
-        <w:t>Arizonák</w:t>
-      </w:r>
-      <w:proofErr w:type="spellEnd"/>
-      <w:r>
-        <w:t xml:space="preserve"> (Arizona)</w:t>
+        <w:t>1</w:t>
+      </w:r>
+      <w:r>
+        <w:t>. Ausztria</w:t>
       </w:r>
     </w:p>
     <w:p>
@@ -1940,7 +717,10 @@
         <w:ind w:left="360"/>
       </w:pPr>
       <w:r>
-        <w:t>4. Arkansas</w:t>
+        <w:t>2</w:t>
+      </w:r>
+      <w:r>
+        <w:t>. Belgium</w:t>
       </w:r>
     </w:p>
     <w:p>
@@ -1949,7 +729,10 @@
         <w:ind w:left="360"/>
       </w:pPr>
       <w:r>
-        <w:t>5. Colorado</w:t>
+        <w:t>3</w:t>
+      </w:r>
+      <w:r>
+        <w:t>. Bulgária</w:t>
       </w:r>
     </w:p>
     <w:p>
@@ -1958,7 +741,10 @@
         <w:ind w:left="360"/>
       </w:pPr>
       <w:r>
-        <w:t>6. Connecticut</w:t>
+        <w:t>4</w:t>
+      </w:r>
+      <w:r>
+        <w:t>. Csehország</w:t>
       </w:r>
     </w:p>
     <w:p>
@@ -1967,7 +753,10 @@
         <w:ind w:left="360"/>
       </w:pPr>
       <w:r>
-        <w:t>7. Delaware</w:t>
+        <w:t>5</w:t>
+      </w:r>
+      <w:r>
+        <w:t>. Dánia</w:t>
       </w:r>
     </w:p>
     <w:p>
@@ -1976,16 +765,24 @@
         <w:ind w:left="360"/>
       </w:pPr>
       <w:r>
-        <w:t xml:space="preserve">8. </w:t>
+        <w:t>6</w:t>
+      </w:r>
+      <w:r>
+        <w:t xml:space="preserve">. </w:t>
       </w:r>
       <w:proofErr w:type="spellStart"/>
       <w:r>
-        <w:t>Dél</w:t>
+        <w:t>Egyesült</w:t>
       </w:r>
       <w:proofErr w:type="spellEnd"/>
       <w:r>
-        <w:t>-Dakota (South Dakota)</w:t>
-      </w:r>
+        <w:t xml:space="preserve"> </w:t>
+      </w:r>
+      <w:proofErr w:type="spellStart"/>
+      <w:r>
+        <w:t>Királyság</w:t>
+      </w:r>
+      <w:proofErr w:type="spellEnd"/>
     </w:p>
     <w:p>
       <w:pPr>
@@ -1993,15 +790,10 @@
         <w:ind w:left="360"/>
       </w:pPr>
       <w:r>
-        <w:t xml:space="preserve">9. </w:t>
-      </w:r>
-      <w:proofErr w:type="spellStart"/>
-      <w:r>
-        <w:t>Dél</w:t>
-      </w:r>
-      <w:proofErr w:type="spellEnd"/>
-      <w:r>
-        <w:t>-Karolina (South Carolina)</w:t>
+        <w:t>7</w:t>
+      </w:r>
+      <w:r>
+        <w:t>. Fehéroroszország (Belarusz)</w:t>
       </w:r>
     </w:p>
     <w:p>
@@ -2010,7 +802,10 @@
         <w:ind w:left="360"/>
       </w:pPr>
       <w:r>
-        <w:t>10. Florida</w:t>
+        <w:t>8</w:t>
+      </w:r>
+      <w:r>
+        <w:t>. Finnország</w:t>
       </w:r>
     </w:p>
     <w:p>
@@ -2019,7 +814,10 @@
         <w:ind w:left="360"/>
       </w:pPr>
       <w:r>
-        <w:t>11. Georgia</w:t>
+        <w:t>9</w:t>
+      </w:r>
+      <w:r>
+        <w:t>. Franciaország</w:t>
       </w:r>
     </w:p>
     <w:p>
@@ -2028,7 +826,13 @@
         <w:ind w:left="360"/>
       </w:pPr>
       <w:r>
-        <w:t>12. Hawaii</w:t>
+        <w:t>10</w:t>
+      </w:r>
+      <w:r>
+        <w:t xml:space="preserve">. </w:t>
+      </w:r>
+      <w:r>
+        <w:t>Görögország</w:t>
       </w:r>
     </w:p>
     <w:p>
@@ -2037,7 +841,10 @@
         <w:ind w:left="360"/>
       </w:pPr>
       <w:r>
-        <w:t>13. Idaho</w:t>
+        <w:t>11</w:t>
+      </w:r>
+      <w:r>
+        <w:t>. Hollandia</w:t>
       </w:r>
     </w:p>
     <w:p>
@@ -2046,7 +853,10 @@
         <w:ind w:left="360"/>
       </w:pPr>
       <w:r>
-        <w:t>14. Illinois</w:t>
+        <w:t>12</w:t>
+      </w:r>
+      <w:r>
+        <w:t>. Horvátország</w:t>
       </w:r>
     </w:p>
     <w:p>
@@ -2055,7 +865,10 @@
         <w:ind w:left="360"/>
       </w:pPr>
       <w:r>
-        <w:t>15. Indiana</w:t>
+        <w:t>13</w:t>
+      </w:r>
+      <w:r>
+        <w:t>. Írország</w:t>
       </w:r>
     </w:p>
     <w:p>
@@ -2064,8 +877,16 @@
         <w:ind w:left="360"/>
       </w:pPr>
       <w:r>
-        <w:t>16. Iowa</w:t>
-      </w:r>
+        <w:t>14</w:t>
+      </w:r>
+      <w:r>
+        <w:t xml:space="preserve">. </w:t>
+      </w:r>
+      <w:proofErr w:type="spellStart"/>
+      <w:r>
+        <w:t>Izland</w:t>
+      </w:r>
+      <w:proofErr w:type="spellEnd"/>
     </w:p>
     <w:p>
       <w:pPr>
@@ -2073,15 +894,10 @@
         <w:ind w:left="360"/>
       </w:pPr>
       <w:r>
-        <w:t xml:space="preserve">17. </w:t>
-      </w:r>
-      <w:proofErr w:type="spellStart"/>
-      <w:r>
-        <w:t>Kalifornia</w:t>
-      </w:r>
-      <w:proofErr w:type="spellEnd"/>
-      <w:r>
-        <w:t xml:space="preserve"> (California)</w:t>
+        <w:t>15</w:t>
+      </w:r>
+      <w:r>
+        <w:t>. Lengyelország</w:t>
       </w:r>
     </w:p>
     <w:p>
@@ -2090,8 +906,16 @@
         <w:ind w:left="360"/>
       </w:pPr>
       <w:r>
-        <w:t>18. Kansas</w:t>
-      </w:r>
+        <w:t>16</w:t>
+      </w:r>
+      <w:r>
+        <w:t xml:space="preserve">. </w:t>
+      </w:r>
+      <w:proofErr w:type="spellStart"/>
+      <w:r>
+        <w:t>Lettország</w:t>
+      </w:r>
+      <w:proofErr w:type="spellEnd"/>
     </w:p>
     <w:p>
       <w:pPr>
@@ -2099,8 +923,16 @@
         <w:ind w:left="360"/>
       </w:pPr>
       <w:r>
-        <w:t>19. Kentucky</w:t>
-      </w:r>
+        <w:t>17</w:t>
+      </w:r>
+      <w:r>
+        <w:t xml:space="preserve">. </w:t>
+      </w:r>
+      <w:proofErr w:type="spellStart"/>
+      <w:r>
+        <w:t>Litvánia</w:t>
+      </w:r>
+      <w:proofErr w:type="spellEnd"/>
     </w:p>
     <w:p>
       <w:pPr>
@@ -2108,8 +940,16 @@
         <w:ind w:left="360"/>
       </w:pPr>
       <w:r>
-        <w:t>20. Louisiana</w:t>
-      </w:r>
+        <w:t>18</w:t>
+      </w:r>
+      <w:r>
+        <w:t xml:space="preserve">. </w:t>
+      </w:r>
+      <w:proofErr w:type="spellStart"/>
+      <w:r>
+        <w:t>Málta</w:t>
+      </w:r>
+      <w:proofErr w:type="spellEnd"/>
     </w:p>
     <w:p>
       <w:pPr>
@@ -2117,7 +957,10 @@
         <w:ind w:left="360"/>
       </w:pPr>
       <w:r>
-        <w:t>21. Maine</w:t>
+        <w:t>19</w:t>
+      </w:r>
+      <w:r>
+        <w:t>. Németország</w:t>
       </w:r>
     </w:p>
     <w:p>
@@ -2126,7 +969,10 @@
         <w:ind w:left="360"/>
       </w:pPr>
       <w:r>
-        <w:t>22. Maryland</w:t>
+        <w:t>20</w:t>
+      </w:r>
+      <w:r>
+        <w:t>. Norvégia</w:t>
       </w:r>
     </w:p>
     <w:p>
@@ -2135,7 +981,13 @@
         <w:ind w:left="360"/>
       </w:pPr>
       <w:r>
-        <w:t>23. Massachusetts</w:t>
+        <w:t>2</w:t>
+      </w:r>
+      <w:r>
+        <w:t>1</w:t>
+      </w:r>
+      <w:r>
+        <w:t>. Olaszország</w:t>
       </w:r>
     </w:p>
     <w:p>
@@ -2144,7 +996,13 @@
         <w:ind w:left="360"/>
       </w:pPr>
       <w:r>
-        <w:t>24. Michigan</w:t>
+        <w:t>2</w:t>
+      </w:r>
+      <w:r>
+        <w:t>2</w:t>
+      </w:r>
+      <w:r>
+        <w:t>. Portugália</w:t>
       </w:r>
     </w:p>
     <w:p>
@@ -2153,8 +1011,19 @@
         <w:ind w:left="360"/>
       </w:pPr>
       <w:r>
-        <w:t>25. Minnesota</w:t>
-      </w:r>
+        <w:t>2</w:t>
+      </w:r>
+      <w:r>
+        <w:t>3</w:t>
+      </w:r>
+      <w:r>
+        <w:t xml:space="preserve">. </w:t>
+      </w:r>
+      <w:proofErr w:type="spellStart"/>
+      <w:r>
+        <w:t>Románia</w:t>
+      </w:r>
+      <w:proofErr w:type="spellEnd"/>
     </w:p>
     <w:p>
       <w:pPr>
@@ -2162,8 +1031,10 @@
         <w:ind w:left="360"/>
       </w:pPr>
       <w:r>
-        <w:lastRenderedPageBreak/>
-        <w:t>26. Mississippi</w:t>
+        <w:t>24</w:t>
+      </w:r>
+      <w:r>
+        <w:t>. Spanyolország</w:t>
       </w:r>
     </w:p>
     <w:p>
@@ -2172,8 +1043,13 @@
         <w:ind w:left="360"/>
       </w:pPr>
       <w:r>
-        <w:t>27. Missouri</w:t>
-      </w:r>
+        <w:t>25</w:t>
+      </w:r>
+      <w:r>
+        <w:t>. Svájc</w:t>
+      </w:r>
+      <w:bookmarkStart w:id="0" w:name="_GoBack"/>
+      <w:bookmarkEnd w:id="0"/>
     </w:p>
     <w:p>
       <w:pPr>
@@ -2181,7 +1057,10 @@
         <w:ind w:left="360"/>
       </w:pPr>
       <w:r>
-        <w:t>28. Montana</w:t>
+        <w:t>26</w:t>
+      </w:r>
+      <w:r>
+        <w:t>. Svédország</w:t>
       </w:r>
     </w:p>
     <w:p>
@@ -2190,7 +1069,10 @@
         <w:ind w:left="360"/>
       </w:pPr>
       <w:r>
-        <w:t>29. Nebraska</w:t>
+        <w:t>27</w:t>
+      </w:r>
+      <w:r>
+        <w:t>. Szerbia</w:t>
       </w:r>
     </w:p>
     <w:p>
@@ -2199,7 +1081,10 @@
         <w:ind w:left="360"/>
       </w:pPr>
       <w:r>
-        <w:t>30. Nevada</w:t>
+        <w:t>28</w:t>
+      </w:r>
+      <w:r>
+        <w:t>. Szlovákia</w:t>
       </w:r>
     </w:p>
     <w:p>
@@ -2208,8 +1093,16 @@
         <w:ind w:left="360"/>
       </w:pPr>
       <w:r>
-        <w:t>31. New Hampshire</w:t>
-      </w:r>
+        <w:t>29</w:t>
+      </w:r>
+      <w:r>
+        <w:t xml:space="preserve">. </w:t>
+      </w:r>
+      <w:proofErr w:type="spellStart"/>
+      <w:r>
+        <w:t>Szlovénia</w:t>
+      </w:r>
+      <w:proofErr w:type="spellEnd"/>
     </w:p>
     <w:p>
       <w:pPr>
@@ -2217,8 +1110,16 @@
         <w:ind w:left="360"/>
       </w:pPr>
       <w:r>
-        <w:t>32. New Jersey</w:t>
-      </w:r>
+        <w:t>30</w:t>
+      </w:r>
+      <w:r>
+        <w:t xml:space="preserve">. </w:t>
+      </w:r>
+      <w:proofErr w:type="spellStart"/>
+      <w:r>
+        <w:t>Ukrajna</w:t>
+      </w:r>
+      <w:proofErr w:type="spellEnd"/>
     </w:p>
     <w:p>
       <w:pPr>
@@ -2226,16 +1127,68 @@
         <w:ind w:left="360"/>
       </w:pPr>
       <w:r>
-        <w:t>33. New York</w:t>
-      </w:r>
+        <w:t>31</w:t>
+      </w:r>
+      <w:r>
+        <w:t xml:space="preserve">. </w:t>
+      </w:r>
+      <w:proofErr w:type="spellStart"/>
+      <w:r>
+        <w:t>Magyarország</w:t>
+      </w:r>
+      <w:proofErr w:type="spellEnd"/>
     </w:p>
     <w:p>
       <w:pPr>
+        <w:pageBreakBefore/>
+        <w:spacing w:before="280" w:after="120"/>
+      </w:pPr>
+      <w:proofErr w:type="spellStart"/>
+      <w:r>
+        <w:rPr>
+          <w:b/>
+        </w:rPr>
+        <w:lastRenderedPageBreak/>
+        <w:t>Észak</w:t>
+      </w:r>
+      <w:proofErr w:type="spellEnd"/>
+      <w:r>
+        <w:rPr>
+          <w:b/>
+        </w:rPr>
+        <w:t>-Amerika (6</w:t>
+      </w:r>
+      <w:r>
+        <w:rPr>
+          <w:b/>
+        </w:rPr>
+        <w:t xml:space="preserve"> </w:t>
+      </w:r>
+      <w:proofErr w:type="spellStart"/>
+      <w:r>
+        <w:rPr>
+          <w:b/>
+        </w:rPr>
+        <w:t>ország</w:t>
+      </w:r>
+      <w:proofErr w:type="spellEnd"/>
+      <w:r>
+        <w:rPr>
+          <w:b/>
+        </w:rPr>
+        <w:t>)</w:t>
+      </w:r>
+    </w:p>
+    <w:p>
+      <w:pPr>
         <w:spacing w:after="40"/>
         <w:ind w:left="360"/>
       </w:pPr>
       <w:r>
-        <w:t>34. Ohio</w:t>
+        <w:t>1</w:t>
+      </w:r>
+      <w:r>
+        <w:t>. Egyesült Államok (USA)</w:t>
       </w:r>
     </w:p>
     <w:p>
@@ -2244,7 +1197,10 @@
         <w:ind w:left="360"/>
       </w:pPr>
       <w:r>
-        <w:t>35. Oklahoma</w:t>
+        <w:t>2</w:t>
+      </w:r>
+      <w:r>
+        <w:t>. Jamaica</w:t>
       </w:r>
     </w:p>
     <w:p>
@@ -2253,7 +1209,10 @@
         <w:ind w:left="360"/>
       </w:pPr>
       <w:r>
-        <w:t>36. Oregon</w:t>
+        <w:t>3</w:t>
+      </w:r>
+      <w:r>
+        <w:t>. Kanada</w:t>
       </w:r>
     </w:p>
     <w:p>
@@ -2262,7 +1221,10 @@
         <w:ind w:left="360"/>
       </w:pPr>
       <w:r>
-        <w:t>37. Pennsylvania</w:t>
+        <w:t>4</w:t>
+      </w:r>
+      <w:r>
+        <w:t>. Kuba</w:t>
       </w:r>
     </w:p>
     <w:p>
@@ -2271,8 +1233,16 @@
         <w:ind w:left="360"/>
       </w:pPr>
       <w:r>
-        <w:t>38. Rhode Island</w:t>
-      </w:r>
+        <w:t>5</w:t>
+      </w:r>
+      <w:r>
+        <w:t xml:space="preserve">. </w:t>
+      </w:r>
+      <w:proofErr w:type="spellStart"/>
+      <w:r>
+        <w:t>Mexikó</w:t>
+      </w:r>
+      <w:proofErr w:type="spellEnd"/>
     </w:p>
     <w:p>
       <w:pPr>
@@ -2280,16 +1250,64 @@
         <w:ind w:left="360"/>
       </w:pPr>
       <w:r>
-        <w:t>39. Tennessee</w:t>
+        <w:t>6</w:t>
+      </w:r>
+      <w:r>
+        <w:t>. Panama</w:t>
       </w:r>
     </w:p>
     <w:p>
       <w:pPr>
+        <w:spacing w:before="280" w:after="120"/>
+      </w:pPr>
+      <w:proofErr w:type="spellStart"/>
+      <w:r>
+        <w:rPr>
+          <w:b/>
+        </w:rPr>
+        <w:t>D</w:t>
+      </w:r>
+      <w:r>
+        <w:rPr>
+          <w:b/>
+        </w:rPr>
+        <w:t>él</w:t>
+      </w:r>
+      <w:proofErr w:type="spellEnd"/>
+      <w:r>
+        <w:rPr>
+          <w:b/>
+        </w:rPr>
+        <w:t>-Amerika (11</w:t>
+      </w:r>
+      <w:r>
+        <w:rPr>
+          <w:b/>
+        </w:rPr>
+        <w:t xml:space="preserve"> </w:t>
+      </w:r>
+      <w:proofErr w:type="spellStart"/>
+      <w:r>
+        <w:rPr>
+          <w:b/>
+        </w:rPr>
+        <w:t>ország</w:t>
+      </w:r>
+      <w:proofErr w:type="spellEnd"/>
+      <w:r>
+        <w:rPr>
+          <w:b/>
+        </w:rPr>
+        <w:t>)</w:t>
+      </w:r>
+    </w:p>
+    <w:p>
+      <w:pPr>
         <w:spacing w:after="40"/>
         <w:ind w:left="360"/>
       </w:pPr>
       <w:r>
-        <w:t>40. Texas</w:t>
+        <w:t>1. Argentína</w:t>
       </w:r>
     </w:p>
     <w:p>
@@ -2298,7 +1316,7 @@
         <w:ind w:left="360"/>
       </w:pPr>
       <w:r>
-        <w:t>41. Utah</w:t>
+        <w:t>2. Bolívia</w:t>
       </w:r>
     </w:p>
     <w:p>
@@ -2307,7 +1325,7 @@
         <w:ind w:left="360"/>
       </w:pPr>
       <w:r>
-        <w:t>42. Vermont</w:t>
+        <w:t>3. Brazília</w:t>
       </w:r>
     </w:p>
     <w:p>
@@ -2316,7 +1334,7 @@
         <w:ind w:left="360"/>
       </w:pPr>
       <w:r>
-        <w:t>43. Virginia</w:t>
+        <w:t>4. Chile</w:t>
       </w:r>
     </w:p>
     <w:p>
@@ -2325,7 +1343,7 @@
         <w:ind w:left="360"/>
       </w:pPr>
       <w:r>
-        <w:t>44. Washington</w:t>
+        <w:t>5. Ecuador</w:t>
       </w:r>
     </w:p>
     <w:p>
@@ -2334,7 +1352,10 @@
         <w:ind w:left="360"/>
       </w:pPr>
       <w:r>
-        <w:t>45. West Virginia</w:t>
+        <w:t>7</w:t>
+      </w:r>
+      <w:r>
+        <w:t>. Kolumbia</w:t>
       </w:r>
     </w:p>
     <w:p>
@@ -2343,7 +1364,7 @@
         <w:ind w:left="360"/>
       </w:pPr>
       <w:r>
-        <w:t>46. Wisconsin</w:t>
+        <w:t>8. Paraguay</w:t>
       </w:r>
     </w:p>
     <w:p>
@@ -2352,7 +1373,7 @@
         <w:ind w:left="360"/>
       </w:pPr>
       <w:r>
-        <w:t>47. Wyoming</w:t>
+        <w:t>9. Peru</w:t>
       </w:r>
     </w:p>
     <w:p>
@@ -2361,15 +1382,13 @@
         <w:ind w:left="360"/>
       </w:pPr>
       <w:r>
-        <w:t xml:space="preserve">48. </w:t>
-      </w:r>
-      <w:proofErr w:type="spellStart"/>
-      <w:r>
-        <w:t>Észak</w:t>
-      </w:r>
-      <w:proofErr w:type="spellEnd"/>
-      <w:r>
-        <w:t>-Dakota (North Dakota)</w:t>
+        <w:t>1</w:t>
+      </w:r>
+      <w:r>
+        <w:t>0</w:t>
+      </w:r>
+      <w:r>
+        <w:t>. Uruguay</w:t>
       </w:r>
     </w:p>
     <w:p>
@@ -2378,35 +1397,168 @@
         <w:ind w:left="360"/>
       </w:pPr>
       <w:r>
-        <w:t xml:space="preserve">49. </w:t>
-      </w:r>
-      <w:proofErr w:type="spellStart"/>
-      <w:r>
-        <w:t>Észak</w:t>
-      </w:r>
-      <w:proofErr w:type="spellEnd"/>
-      <w:r>
-        <w:t>-Karolina (North Carolina)</w:t>
+        <w:t>11</w:t>
+      </w:r>
+      <w:r>
+        <w:t>. Venezuela</w:t>
       </w:r>
     </w:p>
     <w:p>
       <w:pPr>
+        <w:spacing w:before="280" w:after="120"/>
+      </w:pPr>
+      <w:proofErr w:type="spellStart"/>
+      <w:r>
+        <w:rPr>
+          <w:b/>
+        </w:rPr>
+        <w:t>Óceánia</w:t>
+      </w:r>
+      <w:proofErr w:type="spellEnd"/>
+      <w:r>
+        <w:rPr>
+          <w:b/>
+        </w:rPr>
+        <w:t xml:space="preserve"> </w:t>
+      </w:r>
+      <w:proofErr w:type="spellStart"/>
+      <w:r>
+        <w:rPr>
+          <w:b/>
+        </w:rPr>
+        <w:t>és</w:t>
+      </w:r>
+      <w:proofErr w:type="spellEnd"/>
+      <w:r>
+        <w:rPr>
+          <w:b/>
+        </w:rPr>
+        <w:t xml:space="preserve"> </w:t>
+      </w:r>
+      <w:proofErr w:type="spellStart"/>
+      <w:r>
+        <w:rPr>
+          <w:b/>
+        </w:rPr>
+        <w:t>Ausztrália</w:t>
+      </w:r>
+      <w:proofErr w:type="spellEnd"/>
+      <w:r>
+        <w:rPr>
+          <w:b/>
+        </w:rPr>
+        <w:t xml:space="preserve"> (5</w:t>
+      </w:r>
+      <w:r>
+        <w:rPr>
+          <w:b/>
+        </w:rPr>
+        <w:t xml:space="preserve"> </w:t>
+      </w:r>
+      <w:proofErr w:type="spellStart"/>
+      <w:r>
+        <w:rPr>
+          <w:b/>
+        </w:rPr>
+        <w:t>ors</w:t>
+      </w:r>
+      <w:r>
+        <w:rPr>
+          <w:b/>
+        </w:rPr>
+        <w:t>zág</w:t>
+      </w:r>
+      <w:proofErr w:type="spellEnd"/>
+      <w:r>
+        <w:rPr>
+          <w:b/>
+        </w:rPr>
+        <w:t>)</w:t>
+      </w:r>
+    </w:p>
+    <w:p>
+      <w:pPr>
         <w:spacing w:after="40"/>
         <w:ind w:left="360"/>
       </w:pPr>
       <w:r>
-        <w:t xml:space="preserve">50. </w:t>
+        <w:t xml:space="preserve">1. </w:t>
       </w:r>
       <w:proofErr w:type="spellStart"/>
       <w:r>
-        <w:t>Új-Mexikó</w:t>
+        <w:t>Ausztrália</w:t>
       </w:r>
       <w:proofErr w:type="spellEnd"/>
-      <w:r>
-        <w:t xml:space="preserve"> (New Mexico)</w:t>
-      </w:r>
-      <w:bookmarkStart w:id="0" w:name="_GoBack"/>
-      <w:bookmarkEnd w:id="0"/>
+    </w:p>
+    <w:p>
+      <w:pPr>
+        <w:spacing w:after="40"/>
+        <w:ind w:left="360"/>
+      </w:pPr>
+      <w:r>
+        <w:t>2</w:t>
+      </w:r>
+      <w:r>
+        <w:t>. Pápua Új-Guinea</w:t>
+      </w:r>
+    </w:p>
+    <w:p>
+      <w:pPr>
+        <w:spacing w:after="40"/>
+        <w:ind w:left="360"/>
+      </w:pPr>
+      <w:r>
+        <w:t>3</w:t>
+      </w:r>
+      <w:r>
+        <w:t>. Salamon-szigetek</w:t>
+      </w:r>
+    </w:p>
+    <w:p>
+      <w:pPr>
+        <w:spacing w:after="40"/>
+        <w:ind w:left="360"/>
+      </w:pPr>
+      <w:r>
+        <w:t>4</w:t>
+      </w:r>
+      <w:r>
+        <w:t xml:space="preserve">. </w:t>
+      </w:r>
+      <w:proofErr w:type="spellStart"/>
+      <w:r>
+        <w:t>Szamoa</w:t>
+      </w:r>
+      <w:proofErr w:type="spellEnd"/>
+    </w:p>
+    <w:p>
+      <w:pPr>
+        <w:spacing w:after="40"/>
+        <w:ind w:left="360"/>
+      </w:pPr>
+      <w:r>
+        <w:t>5</w:t>
+      </w:r>
+      <w:r>
+        <w:t xml:space="preserve">. </w:t>
+      </w:r>
+      <w:proofErr w:type="spellStart"/>
+      <w:r>
+        <w:t>Új-Zéland</w:t>
+      </w:r>
+      <w:proofErr w:type="spellEnd"/>
+    </w:p>
+    <w:p>
+      <w:pPr>
+        <w:spacing w:after="40"/>
+        <w:ind w:left="360"/>
+      </w:pPr>
+    </w:p>
+    <w:p>
+      <w:pPr>
+        <w:spacing w:after="40"/>
+        <w:ind w:left="360"/>
+      </w:pPr>
     </w:p>
     <w:sectPr>
       <w:pgSz w:w="12240" w:h="15840"/>
@@ -14327,7 +13479,7 @@
 </file>
 
 <file path=customXml/itemProps1.xml><?xml version="1.0" encoding="utf-8"?>
-<ds:datastoreItem xmlns:ds="http://schemas.openxmlformats.org/officeDocument/2006/customXml" ds:itemID="{5F5DF507-B2BD-4B25-86F1-EEF209FD1F65}">
+<ds:datastoreItem xmlns:ds="http://schemas.openxmlformats.org/officeDocument/2006/customXml" ds:itemID="{127108B7-BFB1-44F1-BA33-28EA887DDF07}">
   <ds:schemaRefs>
     <ds:schemaRef ds:uri="http://schemas.openxmlformats.org/officeDocument/2006/bibliography"/>
   </ds:schemaRefs>

--- a/Országok.docx
+++ b/Országok.docx
@@ -319,10 +319,7 @@
       </w:r>
       <w:proofErr w:type="spellStart"/>
       <w:r>
-        <w:t>Szudá</w:t>
-      </w:r>
-      <w:r>
-        <w:t>n</w:t>
+        <w:t>Szudán</w:t>
       </w:r>
       <w:proofErr w:type="spellEnd"/>
     </w:p>
@@ -708,7 +705,15 @@
         <w:t>1</w:t>
       </w:r>
       <w:r>
-        <w:t>. Ausztria</w:t>
+        <w:t xml:space="preserve">. </w:t>
+      </w:r>
+      <w:proofErr w:type="spellStart"/>
+      <w:r>
+        <w:t>Ausztria</w:t>
+      </w:r>
+      <w:proofErr w:type="spellEnd"/>
+      <w:r>
+        <w:t xml:space="preserve"> - 7</w:t>
       </w:r>
     </w:p>
     <w:p>
@@ -722,6 +727,9 @@
       <w:r>
         <w:t>. Belgium</w:t>
       </w:r>
+      <w:r>
+        <w:t xml:space="preserve"> - 4</w:t>
+      </w:r>
     </w:p>
     <w:p>
       <w:pPr>
@@ -732,7 +740,15 @@
         <w:t>3</w:t>
       </w:r>
       <w:r>
-        <w:t>. Bulgária</w:t>
+        <w:t xml:space="preserve">. </w:t>
+      </w:r>
+      <w:proofErr w:type="spellStart"/>
+      <w:r>
+        <w:t>Bulgária</w:t>
+      </w:r>
+      <w:proofErr w:type="spellEnd"/>
+      <w:r>
+        <w:t xml:space="preserve"> - 5</w:t>
       </w:r>
     </w:p>
     <w:p>
@@ -744,7 +760,15 @@
         <w:t>4</w:t>
       </w:r>
       <w:r>
-        <w:t>. Csehország</w:t>
+        <w:t xml:space="preserve">. </w:t>
+      </w:r>
+      <w:proofErr w:type="spellStart"/>
+      <w:r>
+        <w:t>Csehország</w:t>
+      </w:r>
+      <w:proofErr w:type="spellEnd"/>
+      <w:r>
+        <w:t xml:space="preserve"> - 4</w:t>
       </w:r>
     </w:p>
     <w:p>
@@ -756,7 +780,15 @@
         <w:t>5</w:t>
       </w:r>
       <w:r>
-        <w:t>. Dánia</w:t>
+        <w:t xml:space="preserve">. </w:t>
+      </w:r>
+      <w:proofErr w:type="spellStart"/>
+      <w:r>
+        <w:t>Dánia</w:t>
+      </w:r>
+      <w:proofErr w:type="spellEnd"/>
+      <w:r>
+        <w:t xml:space="preserve"> - 3</w:t>
       </w:r>
     </w:p>
     <w:p>
@@ -783,6 +815,9 @@
         <w:t>Királyság</w:t>
       </w:r>
       <w:proofErr w:type="spellEnd"/>
+      <w:r>
+        <w:t xml:space="preserve"> - 1</w:t>
+      </w:r>
     </w:p>
     <w:p>
       <w:pPr>
@@ -790,10 +825,26 @@
         <w:ind w:left="360"/>
       </w:pPr>
       <w:r>
-        <w:t>7</w:t>
-      </w:r>
-      <w:r>
-        <w:t>. Fehéroroszország (Belarusz)</w:t>
+        <w:t xml:space="preserve">7. </w:t>
+      </w:r>
+      <w:proofErr w:type="spellStart"/>
+      <w:r>
+        <w:t>Fehéroroszország</w:t>
+      </w:r>
+      <w:proofErr w:type="spellEnd"/>
+      <w:r>
+        <w:t xml:space="preserve"> (</w:t>
+      </w:r>
+      <w:proofErr w:type="spellStart"/>
+      <w:r>
+        <w:t>Belarusz</w:t>
+      </w:r>
+      <w:proofErr w:type="spellEnd"/>
+      <w:r>
+        <w:t>)</w:t>
+      </w:r>
+      <w:r>
+        <w:t xml:space="preserve"> - 5</w:t>
       </w:r>
     </w:p>
     <w:p>
@@ -802,10 +853,15 @@
         <w:ind w:left="360"/>
       </w:pPr>
       <w:r>
-        <w:t>8</w:t>
-      </w:r>
-      <w:r>
-        <w:t>. Finnország</w:t>
+        <w:t xml:space="preserve">8. </w:t>
+      </w:r>
+      <w:proofErr w:type="spellStart"/>
+      <w:r>
+        <w:t>Finnország</w:t>
+      </w:r>
+      <w:proofErr w:type="spellEnd"/>
+      <w:r>
+        <w:t xml:space="preserve"> - 3</w:t>
       </w:r>
     </w:p>
     <w:p>
@@ -814,10 +870,15 @@
         <w:ind w:left="360"/>
       </w:pPr>
       <w:r>
-        <w:t>9</w:t>
-      </w:r>
-      <w:r>
-        <w:t>. Franciaország</w:t>
+        <w:t xml:space="preserve">9. </w:t>
+      </w:r>
+      <w:proofErr w:type="spellStart"/>
+      <w:r>
+        <w:t>Franciaország</w:t>
+      </w:r>
+      <w:proofErr w:type="spellEnd"/>
+      <w:r>
+        <w:t xml:space="preserve"> - 6</w:t>
       </w:r>
     </w:p>
     <w:p>
@@ -826,13 +887,15 @@
         <w:ind w:left="360"/>
       </w:pPr>
       <w:r>
-        <w:t>10</w:t>
-      </w:r>
-      <w:r>
-        <w:t xml:space="preserve">. </w:t>
-      </w:r>
+        <w:t xml:space="preserve">10. </w:t>
+      </w:r>
+      <w:proofErr w:type="spellStart"/>
       <w:r>
         <w:t>Görögország</w:t>
+      </w:r>
+      <w:proofErr w:type="spellEnd"/>
+      <w:r>
+        <w:t xml:space="preserve"> - </w:t>
       </w:r>
     </w:p>
     <w:p>
@@ -841,10 +904,7 @@
         <w:ind w:left="360"/>
       </w:pPr>
       <w:r>
-        <w:t>11</w:t>
-      </w:r>
-      <w:r>
-        <w:t>. Hollandia</w:t>
+        <w:t>11. Hollandia</w:t>
       </w:r>
     </w:p>
     <w:p>
@@ -853,200 +913,7 @@
         <w:ind w:left="360"/>
       </w:pPr>
       <w:r>
-        <w:t>12</w:t>
-      </w:r>
-      <w:r>
-        <w:t>. Horvátország</w:t>
-      </w:r>
-    </w:p>
-    <w:p>
-      <w:pPr>
-        <w:spacing w:after="40"/>
-        <w:ind w:left="360"/>
-      </w:pPr>
-      <w:r>
-        <w:t>13</w:t>
-      </w:r>
-      <w:r>
-        <w:t>. Írország</w:t>
-      </w:r>
-    </w:p>
-    <w:p>
-      <w:pPr>
-        <w:spacing w:after="40"/>
-        <w:ind w:left="360"/>
-      </w:pPr>
-      <w:r>
-        <w:t>14</w:t>
-      </w:r>
-      <w:r>
-        <w:t xml:space="preserve">. </w:t>
-      </w:r>
-      <w:proofErr w:type="spellStart"/>
-      <w:r>
-        <w:t>Izland</w:t>
-      </w:r>
-      <w:proofErr w:type="spellEnd"/>
-    </w:p>
-    <w:p>
-      <w:pPr>
-        <w:spacing w:after="40"/>
-        <w:ind w:left="360"/>
-      </w:pPr>
-      <w:r>
-        <w:t>15</w:t>
-      </w:r>
-      <w:r>
-        <w:t>. Lengyelország</w:t>
-      </w:r>
-    </w:p>
-    <w:p>
-      <w:pPr>
-        <w:spacing w:after="40"/>
-        <w:ind w:left="360"/>
-      </w:pPr>
-      <w:r>
-        <w:t>16</w:t>
-      </w:r>
-      <w:r>
-        <w:t xml:space="preserve">. </w:t>
-      </w:r>
-      <w:proofErr w:type="spellStart"/>
-      <w:r>
-        <w:t>Lettország</w:t>
-      </w:r>
-      <w:proofErr w:type="spellEnd"/>
-    </w:p>
-    <w:p>
-      <w:pPr>
-        <w:spacing w:after="40"/>
-        <w:ind w:left="360"/>
-      </w:pPr>
-      <w:r>
-        <w:t>17</w:t>
-      </w:r>
-      <w:r>
-        <w:t xml:space="preserve">. </w:t>
-      </w:r>
-      <w:proofErr w:type="spellStart"/>
-      <w:r>
-        <w:t>Litvánia</w:t>
-      </w:r>
-      <w:proofErr w:type="spellEnd"/>
-    </w:p>
-    <w:p>
-      <w:pPr>
-        <w:spacing w:after="40"/>
-        <w:ind w:left="360"/>
-      </w:pPr>
-      <w:r>
-        <w:t>18</w:t>
-      </w:r>
-      <w:r>
-        <w:t xml:space="preserve">. </w:t>
-      </w:r>
-      <w:proofErr w:type="spellStart"/>
-      <w:r>
-        <w:t>Málta</w:t>
-      </w:r>
-      <w:proofErr w:type="spellEnd"/>
-    </w:p>
-    <w:p>
-      <w:pPr>
-        <w:spacing w:after="40"/>
-        <w:ind w:left="360"/>
-      </w:pPr>
-      <w:r>
-        <w:t>19</w:t>
-      </w:r>
-      <w:r>
-        <w:t>. Németország</w:t>
-      </w:r>
-    </w:p>
-    <w:p>
-      <w:pPr>
-        <w:spacing w:after="40"/>
-        <w:ind w:left="360"/>
-      </w:pPr>
-      <w:r>
-        <w:t>20</w:t>
-      </w:r>
-      <w:r>
-        <w:t>. Norvégia</w:t>
-      </w:r>
-    </w:p>
-    <w:p>
-      <w:pPr>
-        <w:spacing w:after="40"/>
-        <w:ind w:left="360"/>
-      </w:pPr>
-      <w:r>
-        <w:t>2</w:t>
-      </w:r>
-      <w:r>
-        <w:t>1</w:t>
-      </w:r>
-      <w:r>
-        <w:t>. Olaszország</w:t>
-      </w:r>
-    </w:p>
-    <w:p>
-      <w:pPr>
-        <w:spacing w:after="40"/>
-        <w:ind w:left="360"/>
-      </w:pPr>
-      <w:r>
-        <w:t>2</w:t>
-      </w:r>
-      <w:r>
-        <w:t>2</w:t>
-      </w:r>
-      <w:r>
-        <w:t>. Portugália</w:t>
-      </w:r>
-    </w:p>
-    <w:p>
-      <w:pPr>
-        <w:spacing w:after="40"/>
-        <w:ind w:left="360"/>
-      </w:pPr>
-      <w:r>
-        <w:t>2</w:t>
-      </w:r>
-      <w:r>
-        <w:t>3</w:t>
-      </w:r>
-      <w:r>
-        <w:t xml:space="preserve">. </w:t>
-      </w:r>
-      <w:proofErr w:type="spellStart"/>
-      <w:r>
-        <w:t>Románia</w:t>
-      </w:r>
-      <w:proofErr w:type="spellEnd"/>
-    </w:p>
-    <w:p>
-      <w:pPr>
-        <w:spacing w:after="40"/>
-        <w:ind w:left="360"/>
-      </w:pPr>
-      <w:r>
-        <w:t>24</w:t>
-      </w:r>
-      <w:r>
-        <w:t>. Spanyolország</w:t>
-      </w:r>
-    </w:p>
-    <w:p>
-      <w:pPr>
-        <w:spacing w:after="40"/>
-        <w:ind w:left="360"/>
-      </w:pPr>
-      <w:r>
-        <w:t>25</w:t>
-      </w:r>
-      <w:r>
-        <w:t>. Svájc</w:t>
+        <w:t>12. Horvátország</w:t>
       </w:r>
       <w:bookmarkStart w:id="0" w:name="_GoBack"/>
       <w:bookmarkEnd w:id="0"/>
@@ -1057,10 +924,7 @@
         <w:ind w:left="360"/>
       </w:pPr>
       <w:r>
-        <w:t>26</w:t>
-      </w:r>
-      <w:r>
-        <w:t>. Svédország</w:t>
+        <w:t>13. Írország</w:t>
       </w:r>
     </w:p>
     <w:p>
@@ -1069,38 +933,11 @@
         <w:ind w:left="360"/>
       </w:pPr>
       <w:r>
-        <w:t>27</w:t>
-      </w:r>
-      <w:r>
-        <w:t>. Szerbia</w:t>
-      </w:r>
-    </w:p>
-    <w:p>
-      <w:pPr>
-        <w:spacing w:after="40"/>
-        <w:ind w:left="360"/>
-      </w:pPr>
-      <w:r>
-        <w:t>28</w:t>
-      </w:r>
-      <w:r>
-        <w:t>. Szlovákia</w:t>
-      </w:r>
-    </w:p>
-    <w:p>
-      <w:pPr>
-        <w:spacing w:after="40"/>
-        <w:ind w:left="360"/>
-      </w:pPr>
-      <w:r>
-        <w:t>29</w:t>
-      </w:r>
-      <w:r>
-        <w:t xml:space="preserve">. </w:t>
+        <w:t xml:space="preserve">14. </w:t>
       </w:r>
       <w:proofErr w:type="spellStart"/>
       <w:r>
-        <w:t>Szlovénia</w:t>
+        <w:t>Izland</w:t>
       </w:r>
       <w:proofErr w:type="spellEnd"/>
     </w:p>
@@ -1110,10 +947,176 @@
         <w:ind w:left="360"/>
       </w:pPr>
       <w:r>
-        <w:t>30</w:t>
-      </w:r>
-      <w:r>
-        <w:t xml:space="preserve">. </w:t>
+        <w:t>15. Lengyelország</w:t>
+      </w:r>
+    </w:p>
+    <w:p>
+      <w:pPr>
+        <w:spacing w:after="40"/>
+        <w:ind w:left="360"/>
+      </w:pPr>
+      <w:r>
+        <w:t xml:space="preserve">16. </w:t>
+      </w:r>
+      <w:proofErr w:type="spellStart"/>
+      <w:r>
+        <w:t>Lettország</w:t>
+      </w:r>
+      <w:proofErr w:type="spellEnd"/>
+    </w:p>
+    <w:p>
+      <w:pPr>
+        <w:spacing w:after="40"/>
+        <w:ind w:left="360"/>
+      </w:pPr>
+      <w:r>
+        <w:t xml:space="preserve">17. </w:t>
+      </w:r>
+      <w:proofErr w:type="spellStart"/>
+      <w:r>
+        <w:t>Litvánia</w:t>
+      </w:r>
+      <w:proofErr w:type="spellEnd"/>
+    </w:p>
+    <w:p>
+      <w:pPr>
+        <w:spacing w:after="40"/>
+        <w:ind w:left="360"/>
+      </w:pPr>
+      <w:r>
+        <w:t xml:space="preserve">18. </w:t>
+      </w:r>
+      <w:proofErr w:type="spellStart"/>
+      <w:r>
+        <w:t>Málta</w:t>
+      </w:r>
+      <w:proofErr w:type="spellEnd"/>
+    </w:p>
+    <w:p>
+      <w:pPr>
+        <w:spacing w:after="40"/>
+        <w:ind w:left="360"/>
+      </w:pPr>
+      <w:r>
+        <w:t>19. Németország</w:t>
+      </w:r>
+    </w:p>
+    <w:p>
+      <w:pPr>
+        <w:spacing w:after="40"/>
+        <w:ind w:left="360"/>
+      </w:pPr>
+      <w:r>
+        <w:t>20. Norvégia</w:t>
+      </w:r>
+    </w:p>
+    <w:p>
+      <w:pPr>
+        <w:spacing w:after="40"/>
+        <w:ind w:left="360"/>
+      </w:pPr>
+      <w:r>
+        <w:t>2</w:t>
+      </w:r>
+      <w:r>
+        <w:t>1. Olaszország</w:t>
+      </w:r>
+    </w:p>
+    <w:p>
+      <w:pPr>
+        <w:spacing w:after="40"/>
+        <w:ind w:left="360"/>
+      </w:pPr>
+      <w:r>
+        <w:t>2</w:t>
+      </w:r>
+      <w:r>
+        <w:t>2. Portugália</w:t>
+      </w:r>
+    </w:p>
+    <w:p>
+      <w:pPr>
+        <w:spacing w:after="40"/>
+        <w:ind w:left="360"/>
+      </w:pPr>
+      <w:r>
+        <w:t>2</w:t>
+      </w:r>
+      <w:r>
+        <w:t xml:space="preserve">3. </w:t>
+      </w:r>
+      <w:proofErr w:type="spellStart"/>
+      <w:r>
+        <w:t>Románia</w:t>
+      </w:r>
+      <w:proofErr w:type="spellEnd"/>
+    </w:p>
+    <w:p>
+      <w:pPr>
+        <w:spacing w:after="40"/>
+        <w:ind w:left="360"/>
+      </w:pPr>
+      <w:r>
+        <w:t>24. Spanyolország</w:t>
+      </w:r>
+    </w:p>
+    <w:p>
+      <w:pPr>
+        <w:spacing w:after="40"/>
+        <w:ind w:left="360"/>
+      </w:pPr>
+      <w:r>
+        <w:t>25. Svájc</w:t>
+      </w:r>
+    </w:p>
+    <w:p>
+      <w:pPr>
+        <w:spacing w:after="40"/>
+        <w:ind w:left="360"/>
+      </w:pPr>
+      <w:r>
+        <w:t>26. Svédország</w:t>
+      </w:r>
+    </w:p>
+    <w:p>
+      <w:pPr>
+        <w:spacing w:after="40"/>
+        <w:ind w:left="360"/>
+      </w:pPr>
+      <w:r>
+        <w:t>27. Szerbia</w:t>
+      </w:r>
+    </w:p>
+    <w:p>
+      <w:pPr>
+        <w:spacing w:after="40"/>
+        <w:ind w:left="360"/>
+      </w:pPr>
+      <w:r>
+        <w:t>28. Szlovákia</w:t>
+      </w:r>
+    </w:p>
+    <w:p>
+      <w:pPr>
+        <w:spacing w:after="40"/>
+        <w:ind w:left="360"/>
+      </w:pPr>
+      <w:r>
+        <w:t xml:space="preserve">29. </w:t>
+      </w:r>
+      <w:proofErr w:type="spellStart"/>
+      <w:r>
+        <w:t>Szlovénia</w:t>
+      </w:r>
+      <w:proofErr w:type="spellEnd"/>
+    </w:p>
+    <w:p>
+      <w:pPr>
+        <w:spacing w:after="40"/>
+        <w:ind w:left="360"/>
+      </w:pPr>
+      <w:r>
+        <w:t xml:space="preserve">30. </w:t>
       </w:r>
       <w:proofErr w:type="spellStart"/>
       <w:r>
@@ -1352,10 +1355,7 @@
         <w:ind w:left="360"/>
       </w:pPr>
       <w:r>
-        <w:t>7</w:t>
-      </w:r>
-      <w:r>
-        <w:t>. Kolumbia</w:t>
+        <w:t>7. Kolumbia</w:t>
       </w:r>
     </w:p>
     <w:p>
@@ -1460,13 +1460,7 @@
         <w:rPr>
           <w:b/>
         </w:rPr>
-        <w:t>ors</w:t>
-      </w:r>
-      <w:r>
-        <w:rPr>
-          <w:b/>
-        </w:rPr>
-        <w:t>zág</w:t>
+        <w:t>ország</w:t>
       </w:r>
       <w:proofErr w:type="spellEnd"/>
       <w:r>
@@ -13479,7 +13473,7 @@
 </file>
 
 <file path=customXml/itemProps1.xml><?xml version="1.0" encoding="utf-8"?>
-<ds:datastoreItem xmlns:ds="http://schemas.openxmlformats.org/officeDocument/2006/customXml" ds:itemID="{127108B7-BFB1-44F1-BA33-28EA887DDF07}">
+<ds:datastoreItem xmlns:ds="http://schemas.openxmlformats.org/officeDocument/2006/customXml" ds:itemID="{4A023CE4-B37F-4E1F-9B7D-08E8EBA99D9E}">
   <ds:schemaRefs>
     <ds:schemaRef ds:uri="http://schemas.openxmlformats.org/officeDocument/2006/bibliography"/>
   </ds:schemaRefs>
